--- a/scenario-for-project.docx
+++ b/scenario-for-project.docx
@@ -1,6 +1,6 @@
 
 <file path=word/document.xml><?xml version="1.0" encoding="utf-8"?>
-<w:document xmlns:o="urn:schemas-microsoft-com:office:office" xmlns:r="http://schemas.openxmlformats.org/officeDocument/2006/relationships" xmlns:v="urn:schemas-microsoft-com:vml" xmlns:w="http://schemas.openxmlformats.org/wordprocessingml/2006/main" xmlns:w10="urn:schemas-microsoft-com:office:word" xmlns:wp="http://schemas.openxmlformats.org/drawingml/2006/wordprocessingDrawing" xmlns:wps="http://schemas.microsoft.com/office/word/2010/wordprocessingShape" xmlns:wpg="http://schemas.microsoft.com/office/word/2010/wordprocessingGroup" xmlns:mc="http://schemas.openxmlformats.org/markup-compatibility/2006" xmlns:wp14="http://schemas.microsoft.com/office/word/2010/wordprocessingDrawing" xmlns:w14="http://schemas.microsoft.com/office/word/2010/wordml" xmlns:w15="http://schemas.microsoft.com/office/word/2012/wordml" mc:Ignorable="w14 wp14 w15">
+<w:document xmlns:wpc="http://schemas.microsoft.com/office/word/2010/wordprocessingCanvas" xmlns:cx="http://schemas.microsoft.com/office/drawing/2014/chartex" xmlns:cx1="http://schemas.microsoft.com/office/drawing/2015/9/8/chartex" xmlns:cx2="http://schemas.microsoft.com/office/drawing/2015/10/21/chartex" xmlns:cx3="http://schemas.microsoft.com/office/drawing/2016/5/9/chartex" xmlns:cx4="http://schemas.microsoft.com/office/drawing/2016/5/10/chartex" xmlns:cx5="http://schemas.microsoft.com/office/drawing/2016/5/11/chartex" xmlns:cx6="http://schemas.microsoft.com/office/drawing/2016/5/12/chartex" xmlns:cx7="http://schemas.microsoft.com/office/drawing/2016/5/13/chartex" xmlns:cx8="http://schemas.microsoft.com/office/drawing/2016/5/14/chartex" xmlns:mc="http://schemas.openxmlformats.org/markup-compatibility/2006" xmlns:aink="http://schemas.microsoft.com/office/drawing/2016/ink" xmlns:am3d="http://schemas.microsoft.com/office/drawing/2017/model3d" xmlns:o="urn:schemas-microsoft-com:office:office" xmlns:oel="http://schemas.microsoft.com/office/2019/extlst" xmlns:r="http://schemas.openxmlformats.org/officeDocument/2006/relationships" xmlns:m="http://schemas.openxmlformats.org/officeDocument/2006/math" xmlns:v="urn:schemas-microsoft-com:vml" xmlns:wp14="http://schemas.microsoft.com/office/word/2010/wordprocessingDrawing" xmlns:wp="http://schemas.openxmlformats.org/drawingml/2006/wordprocessingDrawing" xmlns:w10="urn:schemas-microsoft-com:office:word" xmlns:w="http://schemas.openxmlformats.org/wordprocessingml/2006/main" xmlns:w14="http://schemas.microsoft.com/office/word/2010/wordml" xmlns:w15="http://schemas.microsoft.com/office/word/2012/wordml" xmlns:w16cex="http://schemas.microsoft.com/office/word/2018/wordml/cex" xmlns:w16cid="http://schemas.microsoft.com/office/word/2016/wordml/cid" xmlns:w16="http://schemas.microsoft.com/office/word/2018/wordml" xmlns:w16du="http://schemas.microsoft.com/office/word/2023/wordml/word16du" xmlns:w16sdtdh="http://schemas.microsoft.com/office/word/2020/wordml/sdtdatahash" xmlns:w16sdtfl="http://schemas.microsoft.com/office/word/2024/wordml/sdtformatlock" xmlns:w16se="http://schemas.microsoft.com/office/word/2015/wordml/symex" xmlns:wpg="http://schemas.microsoft.com/office/word/2010/wordprocessingGroup" xmlns:wpi="http://schemas.microsoft.com/office/word/2010/wordprocessingInk" xmlns:wne="http://schemas.microsoft.com/office/word/2006/wordml" xmlns:wps="http://schemas.microsoft.com/office/word/2010/wordprocessingShape" mc:Ignorable="w14 w15 w16se w16cid w16 w16cex w16sdtdh w16sdtfl w16du wp14">
   <w:body>
     <w:p>
       <w:pPr>
@@ -21,15 +21,7 @@
         <w:t>Assignment Scenario</w:t>
       </w:r>
     </w:p>
-    <w:p>
-      <w:pPr>
-        <w:pStyle w:val="Normal"/>
-        <w:rPr/>
-      </w:pPr>
-      <w:r>
-        <w:rPr/>
-      </w:r>
-    </w:p>
+    <w:p/>
     <w:p>
       <w:pPr>
         <w:pStyle w:val="Heading2"/>
@@ -45,76 +37,100 @@
       </w:r>
     </w:p>
     <w:p>
-      <w:pPr>
-        <w:pStyle w:val="Normal"/>
-        <w:rPr/>
-      </w:pPr>
-      <w:r>
-        <w:rPr/>
-        <w:t xml:space="preserve">The scenario is inspired by the video game The Division </w:t>
-      </w:r>
-      <w:r>
-        <w:rPr/>
-        <w:t xml:space="preserve">1 </w:t>
-      </w:r>
-      <w:r>
-        <w:rPr/>
-        <w:t xml:space="preserve">which takes place in Manhattan, New York and chronicles the outbreak of a virus known as the Dollar Flu. </w:t>
-      </w:r>
-    </w:p>
-    <w:p>
-      <w:pPr>
-        <w:pStyle w:val="Normal"/>
-        <w:rPr/>
-      </w:pPr>
-      <w:r>
-        <w:rPr/>
-        <w:t>This is done to raise awareness for the possibility of a Bio-Weapon attack and to possibly facilitate further funding and preparedness in case of such an event which will result in mass casualties and a complete overwhelming of medical system and societal collapse, along with the collapse of most civil services. In game this is portrayed by the emergency creation of the Joint Task Force (JTF), which is a combined command and effort of remaining firefighters, police, medical, and national guard, following most supply line breakages and casualties among all services staff due to civil unrest or disease alike.</w:t>
+      <w:r>
+        <w:t xml:space="preserve">The scenario is inspired by the video game The Division 1 which takes place in Manhattan, New York and chronicles the outbreak of a virus known as the Dollar Flu. </w:t>
+      </w:r>
+    </w:p>
+    <w:p>
+      <w:r>
+        <w:t>This is done to raise awareness for the possibility of a Bio-Weapon attack and to facilitate further funding and preparedness in case of such an event which will result in mass casualties</w:t>
+      </w:r>
+      <w:r>
+        <w:t>,</w:t>
+      </w:r>
+      <w:r>
+        <w:t xml:space="preserve"> a complete overwhelming of medical system and societal collapse along with the collapse of most civil services. In game this is portrayed by the emergency creation of the Joint Task Force (JTF), which is a combined command and effort of remaining firefighters, police, medical, and national guard, following most supply line breakages and casualties among all services staff due to civil unrest or disease alike.</w:t>
+      </w:r>
+      <w:r>
         <w:br/>
+      </w:r>
+      <w:r>
         <w:br/>
-        <w:t>The simulation here wont cover quarantines, efforts of medical systems or infection events following services ceasing to work in certain areas, this is done for the sake of simplicity, if required a more advanced simulation can be done with further data points or events.</w:t>
-      </w:r>
-    </w:p>
-    <w:p>
-      <w:pPr>
-        <w:pStyle w:val="Normal"/>
-        <w:rPr/>
-      </w:pPr>
-      <w:r>
-        <w:rPr/>
-        <w:t>Also nothing from The Division 2 will be brought into the discussion as it takes place in Washington D.C. and it doesn’t expand on the infection a lot, there is the further factor of part of the inspiration of the game being a real US simulation to see what would happen in case of a Bio-Terror attack, this being called “Operation Dark Winter” (</w:t>
-      </w:r>
-      <w:hyperlink r:id="rId2">
-        <w:r>
-          <w:rPr>
-            <w:rStyle w:val="Hyperlink"/>
-          </w:rPr>
-          <w:t>https://en.wikipedia.org/wiki/Operation_Dark_Winter</w:t>
-        </w:r>
-      </w:hyperlink>
-      <w:r>
-        <w:rPr/>
-        <w:t xml:space="preserve"> , </w:t>
-      </w:r>
-      <w:hyperlink r:id="rId3">
-        <w:r>
-          <w:rPr>
-            <w:rStyle w:val="Hyperlink"/>
-          </w:rPr>
-          <w:t>https://centerforhealthsecurity.org/our-work/tabletop-exercises/dark-winter-a-training-tabletop-exercise</w:t>
-        </w:r>
-      </w:hyperlink>
-      <w:r>
-        <w:rPr/>
-        <w:t xml:space="preserve"> ). </w:t>
-      </w:r>
-      <w:r>
-        <w:rPr/>
-        <w:t xml:space="preserve">Further more, the disease used in Operation Dark Winter was small pox, which was eradicated, but the US and the Russian Federation hold the last remaining samples in the world, in our case we will be using the in game fictional bio weapon known as the “Dollar Flu” or “Green Poison”, this is a combination of Ebola, H1N1, Smallpox and a few more diseases. Its biggest advantage over other pathogens is that it has an extremely short incubation period of approximately 3 – 7 days, and unlike other diseases, it immediately becomes infectious to others rather than staying non infectious until the incubation period is over, this combination means that people get infected very fast and die even faster, straining any form of health system, and according to Operation Dark Winter, </w:t>
-      </w:r>
-      <w:r>
-        <w:rPr/>
-        <w:t>which was done in 2001 so the simulation was based on their current medical capabilities, since then its been over 2 decades, soo much has changed, and we could possibly do a full simulation, buut thats way outside of the scope of a data science assigment.</w:t>
+        <w:t xml:space="preserve">The simulation here </w:t>
+      </w:r>
+      <w:r>
+        <w:t>won’t</w:t>
+      </w:r>
+      <w:r>
+        <w:t xml:space="preserve"> cover quarantines, efforts of medical systems or infection events following services ceasing to work in certain areas, this is done for the sake of simplicity, if required a more advanced simulation can be done with further data points or events.</w:t>
+      </w:r>
+    </w:p>
+    <w:p>
+      <w:r>
+        <w:t>Also nothing from The Division 2 will be brought into the discussion as it takes place in Washington D.C. and it doesn’t expand on the infection a lot, there is the further factor of part of the inspiration of the game being a real US simulation to see what would happen in case of a Bio-Terror attack, this being called “Operation Dark Winter</w:t>
+      </w:r>
+      <w:r>
+        <w:t>.</w:t>
+      </w:r>
+      <w:r>
+        <w:t xml:space="preserve">” </w:t>
+      </w:r>
+      <w:r>
+        <w:rPr>
+          <w:sz w:val="16"/>
+          <w:szCs w:val="16"/>
+        </w:rPr>
+        <w:t>[1]</w:t>
+      </w:r>
+    </w:p>
+    <w:p>
+      <w:r>
+        <w:t>Furthermore</w:t>
+      </w:r>
+      <w:r>
+        <w:t xml:space="preserve">, the disease used in Operation Dark Winter was </w:t>
+      </w:r>
+      <w:r>
+        <w:t>smallpox</w:t>
+      </w:r>
+      <w:r>
+        <w:t xml:space="preserve"> </w:t>
+      </w:r>
+      <w:r>
+        <w:rPr>
+          <w:sz w:val="16"/>
+          <w:szCs w:val="16"/>
+        </w:rPr>
+        <w:t>[</w:t>
+      </w:r>
+      <w:r>
+        <w:rPr>
+          <w:sz w:val="16"/>
+          <w:szCs w:val="16"/>
+        </w:rPr>
+        <w:t>2</w:t>
+      </w:r>
+      <w:r>
+        <w:rPr>
+          <w:sz w:val="16"/>
+          <w:szCs w:val="16"/>
+        </w:rPr>
+        <w:t>]</w:t>
+      </w:r>
+      <w:r>
+        <w:t xml:space="preserve">, which was eradicated, but the US and the Russian Federation hold the last remaining samples in the world, in our case we will be using the in game fictional </w:t>
+      </w:r>
+      <w:r>
+        <w:t>bioweapon</w:t>
+      </w:r>
+      <w:r>
+        <w:t xml:space="preserve"> known as the “Dollar Flu” or “Green Poison”, this is a combination of Ebola, H1N1, Smallpox and a few more diseases. Its biggest advantage over other pathogens is that it has an extremely short incubation period of approximately 3 – 7 days, and unlike other diseases, it immediately becomes infectious to others rather than staying </w:t>
+      </w:r>
+      <w:r>
+        <w:t>non-infectious</w:t>
+      </w:r>
+      <w:r>
+        <w:t xml:space="preserve"> until the incubation period is over, this combination means that people get infected very fast and die even faster, straining any form of health system.</w:t>
       </w:r>
     </w:p>
     <w:p>
@@ -132,27 +148,157 @@
       </w:r>
     </w:p>
     <w:p>
-      <w:pPr>
-        <w:pStyle w:val="Normal"/>
-        <w:rPr/>
-      </w:pPr>
-      <w:r>
-        <w:rPr/>
-        <w:t xml:space="preserve">The data will be acquired from a simulation taking place on a map of Manhattan and will show different events or outbreaks occurring, chronicling how the virus spreads in the district of Manhattan, and will have predefined population data based on real newyork.gov census data </w:t>
-      </w:r>
-      <w:r>
-        <w:rPr/>
-        <w:t>from 2020</w:t>
-      </w:r>
-      <w:r>
-        <w:rPr/>
-        <w:t xml:space="preserve">, although not 100% accurate.  </w:t>
-      </w:r>
-      <w:r>
-        <w:rPr/>
-        <w:t>And the resulting data will be shown in visualisations and a map that covers the spread of the infection trough Manhattan.</w:t>
-      </w:r>
-    </w:p>
+      <w:r>
+        <w:t xml:space="preserve">The data </w:t>
+      </w:r>
+      <w:r>
+        <w:t>is a constructed snapshot whi</w:t>
+      </w:r>
+      <w:r>
+        <w:t xml:space="preserve">ch covers </w:t>
+      </w:r>
+      <w:r>
+        <w:t>a month</w:t>
+      </w:r>
+      <w:r>
+        <w:t xml:space="preserve"> after </w:t>
+      </w:r>
+      <w:r>
+        <w:t>the original outbreak.</w:t>
+      </w:r>
+      <w:r>
+        <w:t xml:space="preserve"> The data for the </w:t>
+      </w:r>
+      <w:r>
+        <w:t xml:space="preserve">populations of the neighbourhoods and blocks </w:t>
+      </w:r>
+      <w:r>
+        <w:t xml:space="preserve">were acquired </w:t>
+      </w:r>
+      <w:r>
+        <w:t xml:space="preserve">by </w:t>
+      </w:r>
+      <w:r>
+        <w:t xml:space="preserve">a government census on the population of the city which was done on 2020 </w:t>
+      </w:r>
+      <w:r>
+        <w:rPr>
+          <w:sz w:val="16"/>
+          <w:szCs w:val="16"/>
+        </w:rPr>
+        <w:t>[</w:t>
+      </w:r>
+      <w:r>
+        <w:rPr>
+          <w:sz w:val="16"/>
+          <w:szCs w:val="16"/>
+        </w:rPr>
+        <w:t>3</w:t>
+      </w:r>
+      <w:r>
+        <w:rPr>
+          <w:sz w:val="16"/>
+          <w:szCs w:val="16"/>
+        </w:rPr>
+        <w:t>]</w:t>
+      </w:r>
+      <w:r>
+        <w:rPr>
+          <w:sz w:val="16"/>
+          <w:szCs w:val="16"/>
+        </w:rPr>
+        <w:t xml:space="preserve">, </w:t>
+      </w:r>
+      <w:r>
+        <w:t xml:space="preserve">data from the official city open data portal </w:t>
+      </w:r>
+      <w:r>
+        <w:rPr>
+          <w:sz w:val="16"/>
+          <w:szCs w:val="16"/>
+        </w:rPr>
+        <w:t>[</w:t>
+      </w:r>
+      <w:r>
+        <w:rPr>
+          <w:sz w:val="16"/>
+          <w:szCs w:val="16"/>
+        </w:rPr>
+        <w:t>4</w:t>
+      </w:r>
+      <w:r>
+        <w:rPr>
+          <w:sz w:val="16"/>
+          <w:szCs w:val="16"/>
+        </w:rPr>
+        <w:t>]</w:t>
+      </w:r>
+      <w:r>
+        <w:rPr>
+          <w:sz w:val="16"/>
+          <w:szCs w:val="16"/>
+        </w:rPr>
+        <w:t xml:space="preserve"> </w:t>
+      </w:r>
+      <w:r>
+        <w:t xml:space="preserve">and </w:t>
+      </w:r>
+      <w:r>
+        <w:t xml:space="preserve">an article on the world atlas website. </w:t>
+      </w:r>
+      <w:r>
+        <w:rPr>
+          <w:sz w:val="16"/>
+          <w:szCs w:val="16"/>
+        </w:rPr>
+        <w:t>[5]</w:t>
+      </w:r>
+      <w:r>
+        <w:rPr>
+          <w:sz w:val="16"/>
+          <w:szCs w:val="16"/>
+        </w:rPr>
+        <w:t xml:space="preserve"> </w:t>
+      </w:r>
+      <w:r>
+        <w:lastRenderedPageBreak/>
+        <w:t>Information will not be fully accurate for blocks as there are no sources detailing the population of each block.</w:t>
+      </w:r>
+    </w:p>
+    <w:p>
+      <w:r>
+        <w:t xml:space="preserve">The data for the number of people who become infected and recover will be based on </w:t>
+      </w:r>
+      <w:r>
+        <w:t>information for the in-game</w:t>
+      </w:r>
+      <w:r>
+        <w:t xml:space="preserve"> virus which states that the infection rate is 95% and </w:t>
+      </w:r>
+      <w:r>
+        <w:t>only 5% can be immune.</w:t>
+      </w:r>
+      <w:r>
+        <w:t xml:space="preserve"> </w:t>
+      </w:r>
+      <w:r>
+        <w:rPr>
+          <w:sz w:val="16"/>
+          <w:szCs w:val="16"/>
+        </w:rPr>
+        <w:t>[6]</w:t>
+      </w:r>
+      <w:r>
+        <w:rPr>
+          <w:sz w:val="16"/>
+          <w:szCs w:val="16"/>
+        </w:rPr>
+        <w:t xml:space="preserve"> </w:t>
+      </w:r>
+    </w:p>
+    <w:p/>
+    <w:p/>
+    <w:p/>
     <w:p>
       <w:pPr>
         <w:pStyle w:val="Heading2"/>
@@ -168,17 +314,8 @@
       </w:r>
     </w:p>
     <w:p>
-      <w:pPr>
-        <w:pStyle w:val="Normal"/>
-        <w:rPr/>
-      </w:pPr>
-      <w:r>
-        <w:rPr/>
-        <w:t xml:space="preserve">The database for this assignment will hold data for the different city blocks which are part of a single neighbourhood (will record more than one neighbourhood and their respective blocks) and will record the number of people who become infected in the city blocks for each neighbourhood. </w:t>
-      </w:r>
-      <w:r>
-        <w:rPr/>
-        <w:t>And regarding the city blocks, they will be done approximately for the sake of simplicity as doing every single New York City block would be extremely hard, and I (David) am quite tiered of the warnings of unusual traffic from google when I search for population data or anything regarding the Dollar Flu</w:t>
+      <w:r>
+        <w:t>The database for this assignment will hold data for the different city blocks which are part of a single neighbourhood (will record more than one neighbourhood and their respective blocks) and will record the number of people infected in the city blocks for each neighbourhood. And regarding the city blocks, they will be done approximately for the sake of simplicity as doing every single New York City block would be extremely hard, and I (David) am quite tiered of the warnings of unusual traffic from google when I search for population data or anything regarding the Dollar Flu</w:t>
       </w:r>
     </w:p>
     <w:p>
@@ -196,92 +333,136 @@
       </w:r>
     </w:p>
     <w:p>
+      <w:r>
+        <w:t xml:space="preserve">There will be 3 different entities represented by one table. </w:t>
+      </w:r>
+    </w:p>
+    <w:p>
       <w:pPr>
-        <w:pStyle w:val="Normal"/>
-        <w:rPr/>
+        <w:rPr>
+          <w:u w:val="single"/>
+        </w:rPr>
       </w:pPr>
       <w:r>
-        <w:rPr/>
-        <w:t xml:space="preserve">There will be 3 different entities represented by one table. </w:t>
+        <w:rPr>
+          <w:u w:val="single"/>
+        </w:rPr>
+        <w:t>Neighbourhood</w:t>
+      </w:r>
+    </w:p>
+    <w:p>
+      <w:r>
+        <w:t xml:space="preserve">The first table is neighbourhood which will just </w:t>
+      </w:r>
+      <w:proofErr w:type="spellStart"/>
+      <w:r>
+        <w:t>includes</w:t>
+      </w:r>
+      <w:proofErr w:type="spellEnd"/>
+      <w:r>
+        <w:t xml:space="preserve"> neighbourhood ID(primary key) and the name of the neighbourhood. An example being Harlem.</w:t>
       </w:r>
     </w:p>
     <w:p>
       <w:pPr>
-        <w:pStyle w:val="Normal"/>
         <w:rPr>
           <w:u w:val="single"/>
         </w:rPr>
       </w:pPr>
-      <w:r>
-        <w:rPr>
-          <w:u w:val="single"/>
-        </w:rPr>
-        <w:t>Neighbourhood</w:t>
+      <w:proofErr w:type="spellStart"/>
+      <w:r>
+        <w:rPr>
+          <w:u w:val="single"/>
+        </w:rPr>
+        <w:t>Cityblock</w:t>
+      </w:r>
+      <w:proofErr w:type="spellEnd"/>
+    </w:p>
+    <w:p>
+      <w:r>
+        <w:t xml:space="preserve">The second table will include the ID of the </w:t>
+      </w:r>
+      <w:proofErr w:type="spellStart"/>
+      <w:r>
+        <w:t>cityblock</w:t>
+      </w:r>
+      <w:proofErr w:type="spellEnd"/>
+      <w:r>
+        <w:t xml:space="preserve">(primary key) and the neighbourhood (foreign key) the block is located in. One neighbourhood will have many city blocks. Other attributes </w:t>
+      </w:r>
+      <w:r>
+        <w:t>include one</w:t>
+      </w:r>
+      <w:r>
+        <w:t xml:space="preserve"> for the number of people who become infected and recover from it.</w:t>
+      </w:r>
+      <w:r>
+        <w:t xml:space="preserve"> The data for the people who have recovered also </w:t>
+      </w:r>
+      <w:r>
+        <w:t>will include cases where people were either immune</w:t>
+      </w:r>
+      <w:r>
+        <w:t xml:space="preserve"> or received a lesser version of the disease and as a result gained immunity.</w:t>
       </w:r>
     </w:p>
     <w:p>
       <w:pPr>
-        <w:pStyle w:val="Normal"/>
-        <w:rPr/>
+        <w:rPr>
+          <w:u w:val="single"/>
+        </w:rPr>
       </w:pPr>
-      <w:r>
-        <w:rPr/>
-        <w:t>The first table is neighbourhood which will just includes neighbourhood ID(primary key) and the name of the neighbourhood. An example being Harlem.</w:t>
-      </w:r>
-    </w:p>
-    <w:p>
-      <w:pPr>
-        <w:pStyle w:val="Normal"/>
-        <w:rPr>
-          <w:u w:val="single"/>
-        </w:rPr>
-      </w:pPr>
-      <w:r>
-        <w:rPr>
-          <w:u w:val="single"/>
-        </w:rPr>
-        <w:t>Cityblock</w:t>
-      </w:r>
-    </w:p>
-    <w:p>
-      <w:pPr>
-        <w:pStyle w:val="Normal"/>
-        <w:rPr/>
-      </w:pPr>
-      <w:r>
-        <w:rPr/>
-        <w:t>The second table will include the ID of the cityblock(primary key) and the neighbourhood (foreign key) the block is located in. One neighbourhood will have many city blocks. Other attributes include two named grid_x and grid_y(for the co-ordinates on the map) and another 2 for the number of people who become infected and recover from it.</w:t>
-      </w:r>
-    </w:p>
-    <w:p>
-      <w:pPr>
-        <w:pStyle w:val="Normal"/>
-        <w:rPr>
-          <w:u w:val="single"/>
-        </w:rPr>
-      </w:pPr>
+      <w:proofErr w:type="spellStart"/>
       <w:r>
         <w:rPr>
           <w:u w:val="single"/>
         </w:rPr>
         <w:t>InfectionEvent</w:t>
       </w:r>
-    </w:p>
-    <w:p>
-      <w:pPr>
-        <w:pStyle w:val="Normal"/>
-        <w:rPr/>
-      </w:pPr>
-      <w:r>
-        <w:rPr/>
-        <w:t>This table will record the details of each individual outbreak event which occurs to spread the virus. It’s attributes will include event number(primary_key), block_ID(foreign_key), people_infected which are number of people who initially become infected at the beginning of the outbreak and a description of the outbreak and how it happened. An example being “Individuals from the original infection go about their day spreading the infection through airborne particles (i.e. from coughing or sneezing). “</w:t>
-      </w:r>
-    </w:p>
-    <w:p>
-      <w:pPr>
-        <w:pStyle w:val="Normal"/>
-        <w:rPr/>
-      </w:pPr>
+      <w:proofErr w:type="spellEnd"/>
+    </w:p>
+    <w:p>
+      <w:r>
+        <w:t>This table will record the details of each individual outbreak event which occurs to spread the virus. It’s attributes will include event number(</w:t>
+      </w:r>
+      <w:proofErr w:type="spellStart"/>
+      <w:r>
+        <w:t>primary_key</w:t>
+      </w:r>
+      <w:proofErr w:type="spellEnd"/>
+      <w:r>
+        <w:t xml:space="preserve">), </w:t>
+      </w:r>
+      <w:proofErr w:type="spellStart"/>
+      <w:r>
+        <w:t>block_ID</w:t>
+      </w:r>
+      <w:proofErr w:type="spellEnd"/>
+      <w:r>
+        <w:t>(</w:t>
+      </w:r>
+      <w:proofErr w:type="spellStart"/>
+      <w:r>
+        <w:t>foreign_key</w:t>
+      </w:r>
+      <w:proofErr w:type="spellEnd"/>
+      <w:r>
+        <w:t xml:space="preserve">), </w:t>
+      </w:r>
+      <w:proofErr w:type="spellStart"/>
+      <w:r>
+        <w:t>people_infected</w:t>
+      </w:r>
+      <w:proofErr w:type="spellEnd"/>
+      <w:r>
+        <w:t xml:space="preserve"> which are number of people who initially become infected at the beginning of the outbreak and a description of the outbreak and how it happened. An example being “Individuals from the original infection go about </w:t>
+      </w:r>
+      <w:r>
+        <w:lastRenderedPageBreak/>
+        <w:t>their day spreading the infection through airborne particles (i.e. from coughing or sneezing). “</w:t>
+      </w:r>
+    </w:p>
+    <w:p>
       <w:r>
         <w:rPr>
           <w:b/>
@@ -290,52 +471,233 @@
         <w:t xml:space="preserve">Note: </w:t>
       </w:r>
       <w:r>
-        <w:rPr/>
-        <w:t>The infected count for the infectionevent table is different from that of the block table. The infected count for the outbreak is the base number which occurs at the beginning of that outbreak and doesn’t increase or change. The attribute for the number of people infected keeps track of the infection spreading and how that number increases. The number at the end of the simulation will be recorded onto the database.</w:t>
-      </w:r>
-    </w:p>
+        <w:t xml:space="preserve">The infected count for the </w:t>
+      </w:r>
+      <w:proofErr w:type="spellStart"/>
+      <w:r>
+        <w:t>infectionevent</w:t>
+      </w:r>
+      <w:proofErr w:type="spellEnd"/>
+      <w:r>
+        <w:t xml:space="preserve"> table is different from that of the block table. The infected count for the outbreak is the base number which occurs at the beginning of that outbreak and doesn’t increase or change. The attribute for the number of people infected keeps track of the infection spreading and how that number increases. The number at the end of the simulation will be recorded onto the database.</w:t>
+      </w:r>
+    </w:p>
+    <w:p/>
     <w:p>
       <w:pPr>
-        <w:pStyle w:val="Normal"/>
-        <w:rPr/>
+        <w:pStyle w:val="Heading2"/>
+        <w:rPr>
+          <w:u w:val="single"/>
+        </w:rPr>
       </w:pPr>
       <w:r>
-        <w:rPr/>
+        <w:rPr>
+          <w:u w:val="single"/>
+        </w:rPr>
+        <w:t>References</w:t>
+      </w:r>
+    </w:p>
+    <w:p>
+      <w:r>
+        <w:t>[1]</w:t>
+      </w:r>
+    </w:p>
+    <w:p>
+      <w:r>
+        <w:t xml:space="preserve">Wikipedia Contributors, “Operation Dark Winter,” </w:t>
+      </w:r>
+      <w:r>
+        <w:rPr>
+          <w:i/>
+          <w:iCs/>
+        </w:rPr>
+        <w:t>Wikipedia</w:t>
+      </w:r>
+      <w:r>
+        <w:t>, Sept. 01, 2024.</w:t>
+      </w:r>
+    </w:p>
+    <w:p>
+      <w:r>
+        <w:t>[</w:t>
+      </w:r>
+      <w:r>
+        <w:t>2</w:t>
+      </w:r>
+      <w:r>
+        <w:t>]</w:t>
+      </w:r>
+    </w:p>
+    <w:p>
+      <w:r>
+        <w:t xml:space="preserve">“Dark Winter | Johns Hopkins </w:t>
+      </w:r>
+      <w:proofErr w:type="spellStart"/>
+      <w:r>
+        <w:t>Center</w:t>
+      </w:r>
+      <w:proofErr w:type="spellEnd"/>
+      <w:r>
+        <w:t xml:space="preserve"> for Health Security,” </w:t>
+      </w:r>
+      <w:r>
+        <w:rPr>
+          <w:i/>
+          <w:iCs/>
+        </w:rPr>
+        <w:t>centerforhealthsecurity.org</w:t>
+      </w:r>
+      <w:r>
+        <w:t xml:space="preserve">. https://centerforhealthsecurity.org/our-work/tabletop-exercises/dark-winter-a-training-tabletop-exercise </w:t>
+      </w:r>
+    </w:p>
+    <w:p>
+      <w:r>
+        <w:t>[</w:t>
+      </w:r>
+      <w:r>
+        <w:t>3</w:t>
+      </w:r>
+      <w:r>
+        <w:t>]</w:t>
+      </w:r>
+    </w:p>
+    <w:p>
+      <w:r>
+        <w:t xml:space="preserve">U. S. C. Bureau, “New York State Population Topped 20 Million In 2020,” </w:t>
+      </w:r>
+      <w:r>
+        <w:rPr>
+          <w:i/>
+          <w:iCs/>
+        </w:rPr>
+        <w:t>Census.gov</w:t>
+      </w:r>
+      <w:r>
+        <w:t xml:space="preserve">, Mar. 12, 2025. https://www.census.gov/library/stories/state-by-state/new-york.html </w:t>
+      </w:r>
+    </w:p>
+    <w:p>
+      <w:r>
+        <w:t>[</w:t>
+      </w:r>
+      <w:r>
+        <w:t>4</w:t>
+      </w:r>
+      <w:r>
+        <w:t>]</w:t>
+      </w:r>
+    </w:p>
+    <w:p>
+      <w:r>
+        <w:t xml:space="preserve">“NYC Population by </w:t>
+      </w:r>
+      <w:proofErr w:type="spellStart"/>
+      <w:r>
+        <w:t>Neighborhood</w:t>
+      </w:r>
+      <w:proofErr w:type="spellEnd"/>
+      <w:r>
+        <w:t xml:space="preserve"> | NYC Open Data,” </w:t>
+      </w:r>
+      <w:r>
+        <w:rPr>
+          <w:i/>
+          <w:iCs/>
+        </w:rPr>
+        <w:t>Cityofnewyork.us</w:t>
+      </w:r>
+      <w:r>
+        <w:t>, 2018. https://data.cityofnewyork.us/City-Government/NYC-Population-by-Neighborhood/t79z-mgxr</w:t>
+      </w:r>
+    </w:p>
+    <w:p>
+      <w:r>
+        <w:t>[</w:t>
+      </w:r>
+      <w:r>
+        <w:t>5</w:t>
+      </w:r>
+      <w:r>
+        <w:t>]</w:t>
+      </w:r>
+    </w:p>
+    <w:p>
+      <w:r>
+        <w:t xml:space="preserve">“Manhattan </w:t>
+      </w:r>
+      <w:proofErr w:type="spellStart"/>
+      <w:r>
+        <w:t>Neighborhoods</w:t>
+      </w:r>
+      <w:proofErr w:type="spellEnd"/>
+      <w:r>
+        <w:t xml:space="preserve"> by Population,” </w:t>
+      </w:r>
+      <w:proofErr w:type="spellStart"/>
+      <w:r>
+        <w:rPr>
+          <w:i/>
+          <w:iCs/>
+        </w:rPr>
+        <w:t>WorldAtlas</w:t>
+      </w:r>
+      <w:proofErr w:type="spellEnd"/>
+      <w:r>
+        <w:t>, Feb. 20, 2019. https://www.worldatlas.com/articles/manhattan-neighborhoods-by-population.html (accessed Oct. 25, 2026).</w:t>
       </w:r>
     </w:p>
     <w:p>
       <w:pPr>
-        <w:pStyle w:val="Normal"/>
-        <w:widowControl/>
-        <w:bidi w:val="0"/>
-        <w:spacing w:lineRule="auto" w:line="276" w:before="0" w:after="160"/>
-        <w:jc w:val="left"/>
-        <w:rPr/>
+        <w:rPr>
+          <w:b/>
+          <w:bCs/>
+          <w:u w:val="single"/>
+        </w:rPr>
       </w:pPr>
-      <w:r>
-        <w:rPr/>
-        <w:t xml:space="preserve"> </w:t>
-      </w:r>
+    </w:p>
+    <w:p>
+      <w:r>
+        <w:t>[</w:t>
+      </w:r>
+      <w:r>
+        <w:t>6</w:t>
+      </w:r>
+      <w:r>
+        <w:t xml:space="preserve">] </w:t>
+      </w:r>
+    </w:p>
+    <w:p>
+      <w:r>
+        <w:t xml:space="preserve">Green poison | the division wiki | fandom, https://thedivision.fandom.com/wiki/Green_Poison </w:t>
+      </w:r>
+    </w:p>
+    <w:p>
+      <w:pPr>
+        <w:rPr>
+          <w:b/>
+          <w:bCs/>
+          <w:u w:val="single"/>
+        </w:rPr>
+      </w:pPr>
     </w:p>
     <w:sectPr>
-      <w:type w:val="nextPage"/>
       <w:pgSz w:w="11906" w:h="16838"/>
-      <w:pgMar w:left="1440" w:right="1440" w:gutter="0" w:header="0" w:top="1440" w:footer="0" w:bottom="1440"/>
-      <w:pgNumType w:fmt="decimal"/>
-      <w:formProt w:val="false"/>
-      <w:textDirection w:val="lrTb"/>
-      <w:docGrid w:type="default" w:linePitch="360" w:charSpace="0"/>
+      <w:pgMar w:top="1440" w:right="1440" w:bottom="1440" w:left="1440" w:header="0" w:footer="0" w:gutter="0"/>
+      <w:cols w:space="720"/>
+      <w:formProt w:val="0"/>
+      <w:docGrid w:linePitch="360"/>
     </w:sectPr>
   </w:body>
 </w:document>
 </file>
 
 <file path=word/styles.xml><?xml version="1.0" encoding="utf-8"?>
-<w:styles xmlns:w="http://schemas.openxmlformats.org/wordprocessingml/2006/main" xmlns:w14="http://schemas.microsoft.com/office/word/2010/wordml" xmlns:mc="http://schemas.openxmlformats.org/markup-compatibility/2006" mc:Ignorable="w14">
+<w:styles xmlns:mc="http://schemas.openxmlformats.org/markup-compatibility/2006" xmlns:r="http://schemas.openxmlformats.org/officeDocument/2006/relationships" xmlns:w="http://schemas.openxmlformats.org/wordprocessingml/2006/main" xmlns:w14="http://schemas.microsoft.com/office/word/2010/wordml" xmlns:w15="http://schemas.microsoft.com/office/word/2012/wordml" xmlns:w16cex="http://schemas.microsoft.com/office/word/2018/wordml/cex" xmlns:w16cid="http://schemas.microsoft.com/office/word/2016/wordml/cid" xmlns:w16="http://schemas.microsoft.com/office/word/2018/wordml" xmlns:w16du="http://schemas.microsoft.com/office/word/2023/wordml/word16du" xmlns:w16sdtdh="http://schemas.microsoft.com/office/word/2020/wordml/sdtdatahash" xmlns:w16sdtfl="http://schemas.microsoft.com/office/word/2024/wordml/sdtformatlock" xmlns:w16se="http://schemas.microsoft.com/office/word/2015/wordml/symex" mc:Ignorable="w14 w15 w16se w16cid w16 w16cex w16sdtdh w16sdtfl w16du">
   <w:docDefaults>
     <w:rPrDefault>
       <w:rPr>
-        <w:rFonts w:ascii="Aptos" w:hAnsi="Aptos" w:eastAsia="Aptos" w:cs="" w:asciiTheme="minorHAnsi" w:cstheme="minorBidi" w:eastAsiaTheme="minorHAnsi" w:hAnsiTheme="minorHAnsi"/>
+        <w:rFonts w:asciiTheme="minorHAnsi" w:eastAsiaTheme="minorHAnsi" w:hAnsiTheme="minorHAnsi" w:cstheme="minorBidi"/>
         <w:kern w:val="2"/>
         <w:sz w:val="24"/>
         <w:szCs w:val="24"/>
@@ -345,21 +707,21 @@
     </w:rPrDefault>
     <w:pPrDefault>
       <w:pPr>
-        <w:suppressAutoHyphens w:val="true"/>
+        <w:suppressAutoHyphens/>
       </w:pPr>
     </w:pPrDefault>
   </w:docDefaults>
   <w:latentStyles w:defLockedState="0" w:defUIPriority="99" w:defSemiHidden="0" w:defUnhideWhenUsed="0" w:defQFormat="0" w:count="376">
     <w:lsdException w:name="Normal" w:uiPriority="0" w:qFormat="1"/>
     <w:lsdException w:name="heading 1" w:uiPriority="9" w:qFormat="1"/>
-    <w:lsdException w:name="heading 2" w:uiPriority="9" w:semiHidden="1" w:unhideWhenUsed="1" w:qFormat="1"/>
-    <w:lsdException w:name="heading 3" w:uiPriority="9" w:semiHidden="1" w:unhideWhenUsed="1" w:qFormat="1"/>
-    <w:lsdException w:name="heading 4" w:uiPriority="9" w:semiHidden="1" w:unhideWhenUsed="1" w:qFormat="1"/>
-    <w:lsdException w:name="heading 5" w:uiPriority="9" w:semiHidden="1" w:unhideWhenUsed="1" w:qFormat="1"/>
-    <w:lsdException w:name="heading 6" w:uiPriority="9" w:semiHidden="1" w:unhideWhenUsed="1" w:qFormat="1"/>
-    <w:lsdException w:name="heading 7" w:uiPriority="9" w:semiHidden="1" w:unhideWhenUsed="1" w:qFormat="1"/>
-    <w:lsdException w:name="heading 8" w:uiPriority="9" w:semiHidden="1" w:unhideWhenUsed="1" w:qFormat="1"/>
-    <w:lsdException w:name="heading 9" w:uiPriority="9" w:semiHidden="1" w:unhideWhenUsed="1" w:qFormat="1"/>
+    <w:lsdException w:name="heading 2" w:semiHidden="1" w:uiPriority="9" w:unhideWhenUsed="1" w:qFormat="1"/>
+    <w:lsdException w:name="heading 3" w:semiHidden="1" w:uiPriority="9" w:unhideWhenUsed="1" w:qFormat="1"/>
+    <w:lsdException w:name="heading 4" w:semiHidden="1" w:uiPriority="9" w:unhideWhenUsed="1" w:qFormat="1"/>
+    <w:lsdException w:name="heading 5" w:semiHidden="1" w:uiPriority="9" w:unhideWhenUsed="1" w:qFormat="1"/>
+    <w:lsdException w:name="heading 6" w:semiHidden="1" w:uiPriority="9" w:unhideWhenUsed="1" w:qFormat="1"/>
+    <w:lsdException w:name="heading 7" w:semiHidden="1" w:uiPriority="9" w:unhideWhenUsed="1" w:qFormat="1"/>
+    <w:lsdException w:name="heading 8" w:semiHidden="1" w:uiPriority="9" w:unhideWhenUsed="1" w:qFormat="1"/>
+    <w:lsdException w:name="heading 9" w:semiHidden="1" w:uiPriority="9" w:unhideWhenUsed="1" w:qFormat="1"/>
     <w:lsdException w:name="index 1" w:semiHidden="1" w:unhideWhenUsed="1"/>
     <w:lsdException w:name="index 2" w:semiHidden="1" w:unhideWhenUsed="1"/>
     <w:lsdException w:name="index 3" w:semiHidden="1" w:unhideWhenUsed="1"/>
@@ -369,22 +731,22 @@
     <w:lsdException w:name="index 7" w:semiHidden="1" w:unhideWhenUsed="1"/>
     <w:lsdException w:name="index 8" w:semiHidden="1" w:unhideWhenUsed="1"/>
     <w:lsdException w:name="index 9" w:semiHidden="1" w:unhideWhenUsed="1"/>
-    <w:lsdException w:name="toc 1" w:uiPriority="39" w:semiHidden="1" w:unhideWhenUsed="1"/>
-    <w:lsdException w:name="toc 2" w:uiPriority="39" w:semiHidden="1" w:unhideWhenUsed="1"/>
-    <w:lsdException w:name="toc 3" w:uiPriority="39" w:semiHidden="1" w:unhideWhenUsed="1"/>
-    <w:lsdException w:name="toc 4" w:uiPriority="39" w:semiHidden="1" w:unhideWhenUsed="1"/>
-    <w:lsdException w:name="toc 5" w:uiPriority="39" w:semiHidden="1" w:unhideWhenUsed="1"/>
-    <w:lsdException w:name="toc 6" w:uiPriority="39" w:semiHidden="1" w:unhideWhenUsed="1"/>
-    <w:lsdException w:name="toc 7" w:uiPriority="39" w:semiHidden="1" w:unhideWhenUsed="1"/>
-    <w:lsdException w:name="toc 8" w:uiPriority="39" w:semiHidden="1" w:unhideWhenUsed="1"/>
-    <w:lsdException w:name="toc 9" w:uiPriority="39" w:semiHidden="1" w:unhideWhenUsed="1"/>
+    <w:lsdException w:name="toc 1" w:semiHidden="1" w:uiPriority="39" w:unhideWhenUsed="1"/>
+    <w:lsdException w:name="toc 2" w:semiHidden="1" w:uiPriority="39" w:unhideWhenUsed="1"/>
+    <w:lsdException w:name="toc 3" w:semiHidden="1" w:uiPriority="39" w:unhideWhenUsed="1"/>
+    <w:lsdException w:name="toc 4" w:semiHidden="1" w:uiPriority="39" w:unhideWhenUsed="1"/>
+    <w:lsdException w:name="toc 5" w:semiHidden="1" w:uiPriority="39" w:unhideWhenUsed="1"/>
+    <w:lsdException w:name="toc 6" w:semiHidden="1" w:uiPriority="39" w:unhideWhenUsed="1"/>
+    <w:lsdException w:name="toc 7" w:semiHidden="1" w:uiPriority="39" w:unhideWhenUsed="1"/>
+    <w:lsdException w:name="toc 8" w:semiHidden="1" w:uiPriority="39" w:unhideWhenUsed="1"/>
+    <w:lsdException w:name="toc 9" w:semiHidden="1" w:uiPriority="39" w:unhideWhenUsed="1"/>
     <w:lsdException w:name="Normal Indent" w:semiHidden="1" w:unhideWhenUsed="1"/>
     <w:lsdException w:name="footnote text" w:semiHidden="1" w:unhideWhenUsed="1"/>
     <w:lsdException w:name="annotation text" w:semiHidden="1" w:unhideWhenUsed="1"/>
     <w:lsdException w:name="header" w:semiHidden="1" w:unhideWhenUsed="1"/>
     <w:lsdException w:name="footer" w:semiHidden="1" w:unhideWhenUsed="1"/>
     <w:lsdException w:name="index heading" w:semiHidden="1" w:unhideWhenUsed="1"/>
-    <w:lsdException w:name="caption" w:uiPriority="35" w:semiHidden="1" w:unhideWhenUsed="1" w:qFormat="1"/>
+    <w:lsdException w:name="caption" w:semiHidden="1" w:uiPriority="35" w:unhideWhenUsed="1" w:qFormat="1"/>
     <w:lsdException w:name="table of figures" w:semiHidden="1" w:unhideWhenUsed="1"/>
     <w:lsdException w:name="envelope address" w:semiHidden="1" w:unhideWhenUsed="1"/>
     <w:lsdException w:name="envelope return" w:semiHidden="1" w:unhideWhenUsed="1"/>
@@ -415,7 +777,7 @@
     <w:lsdException w:name="Title" w:uiPriority="10" w:qFormat="1"/>
     <w:lsdException w:name="Closing" w:semiHidden="1" w:unhideWhenUsed="1"/>
     <w:lsdException w:name="Signature" w:semiHidden="1" w:unhideWhenUsed="1"/>
-    <w:lsdException w:name="Default Paragraph Font" w:uiPriority="1" w:semiHidden="1" w:unhideWhenUsed="1"/>
+    <w:lsdException w:name="Default Paragraph Font" w:semiHidden="1" w:uiPriority="1" w:unhideWhenUsed="1"/>
     <w:lsdException w:name="Body Text" w:semiHidden="1" w:unhideWhenUsed="1"/>
     <w:lsdException w:name="Body Text Indent" w:semiHidden="1" w:unhideWhenUsed="1"/>
     <w:lsdException w:name="List Continue" w:semiHidden="1" w:unhideWhenUsed="1"/>
@@ -615,8 +977,8 @@
     <w:lsdException w:name="Subtle Reference" w:uiPriority="31" w:qFormat="1"/>
     <w:lsdException w:name="Intense Reference" w:uiPriority="32" w:qFormat="1"/>
     <w:lsdException w:name="Book Title" w:uiPriority="33" w:qFormat="1"/>
-    <w:lsdException w:name="Bibliography" w:uiPriority="37" w:semiHidden="1" w:unhideWhenUsed="1"/>
-    <w:lsdException w:name="TOC Heading" w:uiPriority="39" w:semiHidden="1" w:unhideWhenUsed="1" w:qFormat="1"/>
+    <w:lsdException w:name="Bibliography" w:semiHidden="1" w:uiPriority="37" w:unhideWhenUsed="1"/>
+    <w:lsdException w:name="TOC Heading" w:semiHidden="1" w:uiPriority="39" w:unhideWhenUsed="1" w:qFormat="1"/>
     <w:lsdException w:name="Plain Table 1" w:uiPriority="41"/>
     <w:lsdException w:name="Plain Table 2" w:uiPriority="42"/>
     <w:lsdException w:name="Plain Table 3" w:uiPriority="43"/>
@@ -727,70 +1089,58 @@
     <w:lsdException w:name="Unresolved Mention" w:semiHidden="1" w:unhideWhenUsed="1"/>
     <w:lsdException w:name="Smart Link" w:semiHidden="1" w:unhideWhenUsed="1"/>
   </w:latentStyles>
-  <w:style w:type="paragraph" w:styleId="Normal" w:default="1">
+  <w:style w:type="paragraph" w:default="1" w:styleId="Normal">
     <w:name w:val="Normal"/>
     <w:qFormat/>
     <w:pPr>
-      <w:widowControl/>
-      <w:bidi w:val="0"/>
-      <w:spacing w:lineRule="auto" w:line="276" w:before="0" w:after="160"/>
-      <w:jc w:val="left"/>
+      <w:spacing w:after="160" w:line="276" w:lineRule="auto"/>
     </w:pPr>
-    <w:rPr>
-      <w:rFonts w:ascii="Aptos" w:hAnsi="Aptos" w:eastAsia="Aptos" w:cs="" w:asciiTheme="minorHAnsi" w:cstheme="minorBidi" w:eastAsiaTheme="minorHAnsi" w:hAnsiTheme="minorHAnsi"/>
-      <w:color w:val="auto"/>
-      <w:kern w:val="2"/>
-      <w:sz w:val="24"/>
-      <w:szCs w:val="24"/>
-      <w:lang w:val="en-GB" w:eastAsia="en-US" w:bidi="ar-SA"/>
-      <w14:ligatures w14:val="standardContextual"/>
-    </w:rPr>
   </w:style>
   <w:style w:type="paragraph" w:styleId="Heading1">
-    <w:name w:val="Heading 1"/>
+    <w:name w:val="heading 1"/>
     <w:basedOn w:val="Normal"/>
     <w:next w:val="Normal"/>
     <w:link w:val="Heading1Char"/>
     <w:uiPriority w:val="9"/>
     <w:qFormat/>
-    <w:rsid w:val="0074688c"/>
+    <w:rsid w:val="0074688C"/>
     <w:pPr>
-      <w:keepNext w:val="true"/>
+      <w:keepNext/>
       <w:keepLines/>
       <w:spacing w:before="360" w:after="80"/>
       <w:outlineLvl w:val="0"/>
     </w:pPr>
     <w:rPr>
-      <w:rFonts w:ascii="Aptos Display" w:hAnsi="Aptos Display" w:eastAsia="" w:cs="" w:asciiTheme="majorHAnsi" w:cstheme="majorBidi" w:eastAsiaTheme="majorEastAsia" w:hAnsiTheme="majorHAnsi"/>
-      <w:color w:themeColor="accent1" w:themeShade="bf" w:val="0F4761"/>
+      <w:rFonts w:asciiTheme="majorHAnsi" w:eastAsiaTheme="majorEastAsia" w:hAnsiTheme="majorHAnsi" w:cstheme="majorBidi"/>
+      <w:color w:val="0F4761" w:themeColor="accent1" w:themeShade="BF"/>
       <w:sz w:val="40"/>
       <w:szCs w:val="40"/>
     </w:rPr>
   </w:style>
   <w:style w:type="paragraph" w:styleId="Heading2">
-    <w:name w:val="Heading 2"/>
+    <w:name w:val="heading 2"/>
     <w:basedOn w:val="Normal"/>
     <w:next w:val="Normal"/>
     <w:link w:val="Heading2Char"/>
     <w:uiPriority w:val="9"/>
     <w:unhideWhenUsed/>
     <w:qFormat/>
-    <w:rsid w:val="0074688c"/>
+    <w:rsid w:val="0074688C"/>
     <w:pPr>
-      <w:keepNext w:val="true"/>
+      <w:keepNext/>
       <w:keepLines/>
       <w:spacing w:before="160" w:after="80"/>
       <w:outlineLvl w:val="1"/>
     </w:pPr>
     <w:rPr>
-      <w:rFonts w:ascii="Aptos Display" w:hAnsi="Aptos Display" w:eastAsia="" w:cs="" w:asciiTheme="majorHAnsi" w:cstheme="majorBidi" w:eastAsiaTheme="majorEastAsia" w:hAnsiTheme="majorHAnsi"/>
-      <w:color w:themeColor="accent1" w:themeShade="bf" w:val="0F4761"/>
+      <w:rFonts w:asciiTheme="majorHAnsi" w:eastAsiaTheme="majorEastAsia" w:hAnsiTheme="majorHAnsi" w:cstheme="majorBidi"/>
+      <w:color w:val="0F4761" w:themeColor="accent1" w:themeShade="BF"/>
       <w:sz w:val="32"/>
       <w:szCs w:val="32"/>
     </w:rPr>
   </w:style>
   <w:style w:type="paragraph" w:styleId="Heading3">
-    <w:name w:val="Heading 3"/>
+    <w:name w:val="heading 3"/>
     <w:basedOn w:val="Normal"/>
     <w:next w:val="Normal"/>
     <w:link w:val="Heading3Char"/>
@@ -798,22 +1148,22 @@
     <w:semiHidden/>
     <w:unhideWhenUsed/>
     <w:qFormat/>
-    <w:rsid w:val="0074688c"/>
+    <w:rsid w:val="0074688C"/>
     <w:pPr>
-      <w:keepNext w:val="true"/>
+      <w:keepNext/>
       <w:keepLines/>
       <w:spacing w:before="160" w:after="80"/>
       <w:outlineLvl w:val="2"/>
     </w:pPr>
     <w:rPr>
-      <w:rFonts w:eastAsia="" w:cs="" w:cstheme="majorBidi" w:eastAsiaTheme="majorEastAsia"/>
-      <w:color w:themeColor="accent1" w:themeShade="bf" w:val="0F4761"/>
+      <w:rFonts w:eastAsiaTheme="majorEastAsia" w:cstheme="majorBidi"/>
+      <w:color w:val="0F4761" w:themeColor="accent1" w:themeShade="BF"/>
       <w:sz w:val="28"/>
       <w:szCs w:val="28"/>
     </w:rPr>
   </w:style>
   <w:style w:type="paragraph" w:styleId="Heading4">
-    <w:name w:val="Heading 4"/>
+    <w:name w:val="heading 4"/>
     <w:basedOn w:val="Normal"/>
     <w:next w:val="Normal"/>
     <w:link w:val="Heading4Char"/>
@@ -821,22 +1171,22 @@
     <w:semiHidden/>
     <w:unhideWhenUsed/>
     <w:qFormat/>
-    <w:rsid w:val="0074688c"/>
+    <w:rsid w:val="0074688C"/>
     <w:pPr>
-      <w:keepNext w:val="true"/>
+      <w:keepNext/>
       <w:keepLines/>
       <w:spacing w:before="80" w:after="40"/>
       <w:outlineLvl w:val="3"/>
     </w:pPr>
     <w:rPr>
-      <w:rFonts w:eastAsia="" w:cs="" w:cstheme="majorBidi" w:eastAsiaTheme="majorEastAsia"/>
+      <w:rFonts w:eastAsiaTheme="majorEastAsia" w:cstheme="majorBidi"/>
       <w:i/>
       <w:iCs/>
-      <w:color w:themeColor="accent1" w:themeShade="bf" w:val="0F4761"/>
+      <w:color w:val="0F4761" w:themeColor="accent1" w:themeShade="BF"/>
     </w:rPr>
   </w:style>
   <w:style w:type="paragraph" w:styleId="Heading5">
-    <w:name w:val="Heading 5"/>
+    <w:name w:val="heading 5"/>
     <w:basedOn w:val="Normal"/>
     <w:next w:val="Normal"/>
     <w:link w:val="Heading5Char"/>
@@ -844,20 +1194,20 @@
     <w:semiHidden/>
     <w:unhideWhenUsed/>
     <w:qFormat/>
-    <w:rsid w:val="0074688c"/>
+    <w:rsid w:val="0074688C"/>
     <w:pPr>
-      <w:keepNext w:val="true"/>
+      <w:keepNext/>
       <w:keepLines/>
       <w:spacing w:before="80" w:after="40"/>
       <w:outlineLvl w:val="4"/>
     </w:pPr>
     <w:rPr>
-      <w:rFonts w:eastAsia="" w:cs="" w:cstheme="majorBidi" w:eastAsiaTheme="majorEastAsia"/>
-      <w:color w:themeColor="accent1" w:themeShade="bf" w:val="0F4761"/>
+      <w:rFonts w:eastAsiaTheme="majorEastAsia" w:cstheme="majorBidi"/>
+      <w:color w:val="0F4761" w:themeColor="accent1" w:themeShade="BF"/>
     </w:rPr>
   </w:style>
   <w:style w:type="paragraph" w:styleId="Heading6">
-    <w:name w:val="Heading 6"/>
+    <w:name w:val="heading 6"/>
     <w:basedOn w:val="Normal"/>
     <w:next w:val="Normal"/>
     <w:link w:val="Heading6Char"/>
@@ -865,22 +1215,22 @@
     <w:semiHidden/>
     <w:unhideWhenUsed/>
     <w:qFormat/>
-    <w:rsid w:val="0074688c"/>
+    <w:rsid w:val="0074688C"/>
     <w:pPr>
-      <w:keepNext w:val="true"/>
+      <w:keepNext/>
       <w:keepLines/>
       <w:spacing w:before="40" w:after="0"/>
       <w:outlineLvl w:val="5"/>
     </w:pPr>
     <w:rPr>
-      <w:rFonts w:eastAsia="" w:cs="" w:cstheme="majorBidi" w:eastAsiaTheme="majorEastAsia"/>
+      <w:rFonts w:eastAsiaTheme="majorEastAsia" w:cstheme="majorBidi"/>
       <w:i/>
       <w:iCs/>
-      <w:color w:themeColor="text1" w:themeTint="a6" w:val="595959"/>
+      <w:color w:val="595959" w:themeColor="text1" w:themeTint="A6"/>
     </w:rPr>
   </w:style>
   <w:style w:type="paragraph" w:styleId="Heading7">
-    <w:name w:val="Heading 7"/>
+    <w:name w:val="heading 7"/>
     <w:basedOn w:val="Normal"/>
     <w:next w:val="Normal"/>
     <w:link w:val="Heading7Char"/>
@@ -888,20 +1238,20 @@
     <w:semiHidden/>
     <w:unhideWhenUsed/>
     <w:qFormat/>
-    <w:rsid w:val="0074688c"/>
+    <w:rsid w:val="0074688C"/>
     <w:pPr>
-      <w:keepNext w:val="true"/>
+      <w:keepNext/>
       <w:keepLines/>
       <w:spacing w:before="40" w:after="0"/>
       <w:outlineLvl w:val="6"/>
     </w:pPr>
     <w:rPr>
-      <w:rFonts w:eastAsia="" w:cs="" w:cstheme="majorBidi" w:eastAsiaTheme="majorEastAsia"/>
-      <w:color w:themeColor="text1" w:themeTint="a6" w:val="595959"/>
+      <w:rFonts w:eastAsiaTheme="majorEastAsia" w:cstheme="majorBidi"/>
+      <w:color w:val="595959" w:themeColor="text1" w:themeTint="A6"/>
     </w:rPr>
   </w:style>
   <w:style w:type="paragraph" w:styleId="Heading8">
-    <w:name w:val="Heading 8"/>
+    <w:name w:val="heading 8"/>
     <w:basedOn w:val="Normal"/>
     <w:next w:val="Normal"/>
     <w:link w:val="Heading8Char"/>
@@ -909,22 +1259,22 @@
     <w:semiHidden/>
     <w:unhideWhenUsed/>
     <w:qFormat/>
-    <w:rsid w:val="0074688c"/>
+    <w:rsid w:val="0074688C"/>
     <w:pPr>
-      <w:keepNext w:val="true"/>
+      <w:keepNext/>
       <w:keepLines/>
-      <w:spacing w:before="0" w:after="0"/>
+      <w:spacing w:after="0"/>
       <w:outlineLvl w:val="7"/>
     </w:pPr>
     <w:rPr>
-      <w:rFonts w:eastAsia="" w:cs="" w:cstheme="majorBidi" w:eastAsiaTheme="majorEastAsia"/>
+      <w:rFonts w:eastAsiaTheme="majorEastAsia" w:cstheme="majorBidi"/>
       <w:i/>
       <w:iCs/>
-      <w:color w:themeColor="text1" w:themeTint="d8" w:val="272727"/>
+      <w:color w:val="272727" w:themeColor="text1" w:themeTint="D8"/>
     </w:rPr>
   </w:style>
   <w:style w:type="paragraph" w:styleId="Heading9">
-    <w:name w:val="Heading 9"/>
+    <w:name w:val="heading 9"/>
     <w:basedOn w:val="Normal"/>
     <w:next w:val="Normal"/>
     <w:link w:val="Heading9Char"/>
@@ -932,397 +1282,22 @@
     <w:semiHidden/>
     <w:unhideWhenUsed/>
     <w:qFormat/>
-    <w:rsid w:val="0074688c"/>
+    <w:rsid w:val="0074688C"/>
     <w:pPr>
-      <w:keepNext w:val="true"/>
+      <w:keepNext/>
       <w:keepLines/>
-      <w:spacing w:before="0" w:after="0"/>
+      <w:spacing w:after="0"/>
       <w:outlineLvl w:val="8"/>
     </w:pPr>
     <w:rPr>
-      <w:rFonts w:eastAsia="" w:cs="" w:cstheme="majorBidi" w:eastAsiaTheme="majorEastAsia"/>
-      <w:color w:themeColor="text1" w:themeTint="d8" w:val="272727"/>
-    </w:rPr>
-  </w:style>
-  <w:style w:type="character" w:styleId="DefaultParagraphFont" w:default="1">
+      <w:rFonts w:eastAsiaTheme="majorEastAsia" w:cstheme="majorBidi"/>
+      <w:color w:val="272727" w:themeColor="text1" w:themeTint="D8"/>
+    </w:rPr>
+  </w:style>
+  <w:style w:type="character" w:default="1" w:styleId="DefaultParagraphFont">
     <w:name w:val="Default Paragraph Font"/>
     <w:uiPriority w:val="1"/>
-    <w:semiHidden/>
     <w:unhideWhenUsed/>
-    <w:qFormat/>
-    <w:rPr/>
-  </w:style>
-  <w:style w:type="character" w:styleId="Heading1Char" w:customStyle="1">
-    <w:name w:val="Heading 1 Char"/>
-    <w:basedOn w:val="DefaultParagraphFont"/>
-    <w:link w:val="Heading1"/>
-    <w:uiPriority w:val="9"/>
-    <w:qFormat/>
-    <w:rsid w:val="0074688c"/>
-    <w:rPr>
-      <w:rFonts w:ascii="Aptos Display" w:hAnsi="Aptos Display" w:eastAsia="" w:cs="" w:asciiTheme="majorHAnsi" w:cstheme="majorBidi" w:eastAsiaTheme="majorEastAsia" w:hAnsiTheme="majorHAnsi"/>
-      <w:color w:themeColor="accent1" w:themeShade="bf" w:val="0F4761"/>
-      <w:sz w:val="40"/>
-      <w:szCs w:val="40"/>
-    </w:rPr>
-  </w:style>
-  <w:style w:type="character" w:styleId="Heading2Char" w:customStyle="1">
-    <w:name w:val="Heading 2 Char"/>
-    <w:basedOn w:val="DefaultParagraphFont"/>
-    <w:link w:val="Heading2"/>
-    <w:uiPriority w:val="9"/>
-    <w:qFormat/>
-    <w:rsid w:val="0074688c"/>
-    <w:rPr>
-      <w:rFonts w:ascii="Aptos Display" w:hAnsi="Aptos Display" w:eastAsia="" w:cs="" w:asciiTheme="majorHAnsi" w:cstheme="majorBidi" w:eastAsiaTheme="majorEastAsia" w:hAnsiTheme="majorHAnsi"/>
-      <w:color w:themeColor="accent1" w:themeShade="bf" w:val="0F4761"/>
-      <w:sz w:val="32"/>
-      <w:szCs w:val="32"/>
-    </w:rPr>
-  </w:style>
-  <w:style w:type="character" w:styleId="Heading3Char" w:customStyle="1">
-    <w:name w:val="Heading 3 Char"/>
-    <w:basedOn w:val="DefaultParagraphFont"/>
-    <w:link w:val="Heading3"/>
-    <w:uiPriority w:val="9"/>
-    <w:semiHidden/>
-    <w:qFormat/>
-    <w:rsid w:val="0074688c"/>
-    <w:rPr>
-      <w:rFonts w:eastAsia="" w:cs="" w:cstheme="majorBidi" w:eastAsiaTheme="majorEastAsia"/>
-      <w:color w:themeColor="accent1" w:themeShade="bf" w:val="0F4761"/>
-      <w:sz w:val="28"/>
-      <w:szCs w:val="28"/>
-    </w:rPr>
-  </w:style>
-  <w:style w:type="character" w:styleId="Heading4Char" w:customStyle="1">
-    <w:name w:val="Heading 4 Char"/>
-    <w:basedOn w:val="DefaultParagraphFont"/>
-    <w:link w:val="Heading4"/>
-    <w:uiPriority w:val="9"/>
-    <w:semiHidden/>
-    <w:qFormat/>
-    <w:rsid w:val="0074688c"/>
-    <w:rPr>
-      <w:rFonts w:eastAsia="" w:cs="" w:cstheme="majorBidi" w:eastAsiaTheme="majorEastAsia"/>
-      <w:i/>
-      <w:iCs/>
-      <w:color w:themeColor="accent1" w:themeShade="bf" w:val="0F4761"/>
-    </w:rPr>
-  </w:style>
-  <w:style w:type="character" w:styleId="Heading5Char" w:customStyle="1">
-    <w:name w:val="Heading 5 Char"/>
-    <w:basedOn w:val="DefaultParagraphFont"/>
-    <w:link w:val="Heading5"/>
-    <w:uiPriority w:val="9"/>
-    <w:semiHidden/>
-    <w:qFormat/>
-    <w:rsid w:val="0074688c"/>
-    <w:rPr>
-      <w:rFonts w:eastAsia="" w:cs="" w:cstheme="majorBidi" w:eastAsiaTheme="majorEastAsia"/>
-      <w:color w:themeColor="accent1" w:themeShade="bf" w:val="0F4761"/>
-    </w:rPr>
-  </w:style>
-  <w:style w:type="character" w:styleId="Heading6Char" w:customStyle="1">
-    <w:name w:val="Heading 6 Char"/>
-    <w:basedOn w:val="DefaultParagraphFont"/>
-    <w:link w:val="Heading6"/>
-    <w:uiPriority w:val="9"/>
-    <w:semiHidden/>
-    <w:qFormat/>
-    <w:rsid w:val="0074688c"/>
-    <w:rPr>
-      <w:rFonts w:eastAsia="" w:cs="" w:cstheme="majorBidi" w:eastAsiaTheme="majorEastAsia"/>
-      <w:i/>
-      <w:iCs/>
-      <w:color w:themeColor="text1" w:themeTint="a6" w:val="595959"/>
-    </w:rPr>
-  </w:style>
-  <w:style w:type="character" w:styleId="Heading7Char" w:customStyle="1">
-    <w:name w:val="Heading 7 Char"/>
-    <w:basedOn w:val="DefaultParagraphFont"/>
-    <w:link w:val="Heading7"/>
-    <w:uiPriority w:val="9"/>
-    <w:semiHidden/>
-    <w:qFormat/>
-    <w:rsid w:val="0074688c"/>
-    <w:rPr>
-      <w:rFonts w:eastAsia="" w:cs="" w:cstheme="majorBidi" w:eastAsiaTheme="majorEastAsia"/>
-      <w:color w:themeColor="text1" w:themeTint="a6" w:val="595959"/>
-    </w:rPr>
-  </w:style>
-  <w:style w:type="character" w:styleId="Heading8Char" w:customStyle="1">
-    <w:name w:val="Heading 8 Char"/>
-    <w:basedOn w:val="DefaultParagraphFont"/>
-    <w:link w:val="Heading8"/>
-    <w:uiPriority w:val="9"/>
-    <w:semiHidden/>
-    <w:qFormat/>
-    <w:rsid w:val="0074688c"/>
-    <w:rPr>
-      <w:rFonts w:eastAsia="" w:cs="" w:cstheme="majorBidi" w:eastAsiaTheme="majorEastAsia"/>
-      <w:i/>
-      <w:iCs/>
-      <w:color w:themeColor="text1" w:themeTint="d8" w:val="272727"/>
-    </w:rPr>
-  </w:style>
-  <w:style w:type="character" w:styleId="Heading9Char" w:customStyle="1">
-    <w:name w:val="Heading 9 Char"/>
-    <w:basedOn w:val="DefaultParagraphFont"/>
-    <w:link w:val="Heading9"/>
-    <w:uiPriority w:val="9"/>
-    <w:semiHidden/>
-    <w:qFormat/>
-    <w:rsid w:val="0074688c"/>
-    <w:rPr>
-      <w:rFonts w:eastAsia="" w:cs="" w:cstheme="majorBidi" w:eastAsiaTheme="majorEastAsia"/>
-      <w:color w:themeColor="text1" w:themeTint="d8" w:val="272727"/>
-    </w:rPr>
-  </w:style>
-  <w:style w:type="character" w:styleId="TitleChar" w:customStyle="1">
-    <w:name w:val="Title Char"/>
-    <w:basedOn w:val="DefaultParagraphFont"/>
-    <w:link w:val="Title"/>
-    <w:uiPriority w:val="10"/>
-    <w:qFormat/>
-    <w:rsid w:val="0074688c"/>
-    <w:rPr>
-      <w:rFonts w:ascii="Aptos Display" w:hAnsi="Aptos Display" w:eastAsia="" w:cs="" w:asciiTheme="majorHAnsi" w:cstheme="majorBidi" w:eastAsiaTheme="majorEastAsia" w:hAnsiTheme="majorHAnsi"/>
-      <w:spacing w:val="-10"/>
-      <w:kern w:val="2"/>
-      <w:sz w:val="56"/>
-      <w:szCs w:val="56"/>
-    </w:rPr>
-  </w:style>
-  <w:style w:type="character" w:styleId="SubtitleChar" w:customStyle="1">
-    <w:name w:val="Subtitle Char"/>
-    <w:basedOn w:val="DefaultParagraphFont"/>
-    <w:link w:val="Subtitle"/>
-    <w:uiPriority w:val="11"/>
-    <w:qFormat/>
-    <w:rsid w:val="0074688c"/>
-    <w:rPr>
-      <w:rFonts w:eastAsia="" w:cs="" w:cstheme="majorBidi" w:eastAsiaTheme="majorEastAsia"/>
-      <w:color w:themeColor="text1" w:themeTint="a6" w:val="595959"/>
-      <w:spacing w:val="15"/>
-      <w:sz w:val="28"/>
-      <w:szCs w:val="28"/>
-    </w:rPr>
-  </w:style>
-  <w:style w:type="character" w:styleId="QuoteChar" w:customStyle="1">
-    <w:name w:val="Quote Char"/>
-    <w:basedOn w:val="DefaultParagraphFont"/>
-    <w:link w:val="Quote"/>
-    <w:uiPriority w:val="29"/>
-    <w:qFormat/>
-    <w:rsid w:val="0074688c"/>
-    <w:rPr>
-      <w:i/>
-      <w:iCs/>
-      <w:color w:themeColor="text1" w:themeTint="bf" w:val="404040"/>
-    </w:rPr>
-  </w:style>
-  <w:style w:type="character" w:styleId="IntenseEmphasis">
-    <w:name w:val="Intense Emphasis"/>
-    <w:basedOn w:val="DefaultParagraphFont"/>
-    <w:uiPriority w:val="21"/>
-    <w:qFormat/>
-    <w:rsid w:val="0074688c"/>
-    <w:rPr>
-      <w:i/>
-      <w:iCs/>
-      <w:color w:themeColor="accent1" w:themeShade="bf" w:val="0F4761"/>
-    </w:rPr>
-  </w:style>
-  <w:style w:type="character" w:styleId="IntenseQuoteChar" w:customStyle="1">
-    <w:name w:val="Intense Quote Char"/>
-    <w:basedOn w:val="DefaultParagraphFont"/>
-    <w:link w:val="IntenseQuote"/>
-    <w:uiPriority w:val="30"/>
-    <w:qFormat/>
-    <w:rsid w:val="0074688c"/>
-    <w:rPr>
-      <w:i/>
-      <w:iCs/>
-      <w:color w:themeColor="accent1" w:themeShade="bf" w:val="0F4761"/>
-    </w:rPr>
-  </w:style>
-  <w:style w:type="character" w:styleId="IntenseReference">
-    <w:name w:val="Intense Reference"/>
-    <w:basedOn w:val="DefaultParagraphFont"/>
-    <w:uiPriority w:val="32"/>
-    <w:qFormat/>
-    <w:rsid w:val="0074688c"/>
-    <w:rPr>
-      <w:b/>
-      <w:bCs/>
-      <w:smallCaps/>
-      <w:color w:themeColor="accent1" w:themeShade="bf" w:val="0F4761"/>
-      <w:spacing w:val="5"/>
-    </w:rPr>
-  </w:style>
-  <w:style w:type="character" w:styleId="Hyperlink">
-    <w:name w:val="Hyperlink"/>
-    <w:rPr>
-      <w:color w:val="000080"/>
-      <w:u w:val="single"/>
-    </w:rPr>
-  </w:style>
-  <w:style w:type="paragraph" w:styleId="Heading">
-    <w:name w:val="Heading"/>
-    <w:basedOn w:val="Normal"/>
-    <w:next w:val="BodyText"/>
-    <w:qFormat/>
-    <w:pPr>
-      <w:keepNext w:val="true"/>
-      <w:spacing w:before="240" w:after="120"/>
-    </w:pPr>
-    <w:rPr>
-      <w:rFonts w:ascii="Liberation Sans" w:hAnsi="Liberation Sans" w:eastAsia="Noto Sans CJK SC" w:cs="FreeSans"/>
-      <w:sz w:val="28"/>
-      <w:szCs w:val="28"/>
-    </w:rPr>
-  </w:style>
-  <w:style w:type="paragraph" w:styleId="BodyText">
-    <w:name w:val="Body Text"/>
-    <w:basedOn w:val="Normal"/>
-    <w:pPr>
-      <w:spacing w:lineRule="auto" w:line="276" w:before="0" w:after="140"/>
-    </w:pPr>
-    <w:rPr/>
-  </w:style>
-  <w:style w:type="paragraph" w:styleId="List">
-    <w:name w:val="List"/>
-    <w:basedOn w:val="BodyText"/>
-    <w:pPr/>
-    <w:rPr>
-      <w:rFonts w:cs="FreeSans"/>
-    </w:rPr>
-  </w:style>
-  <w:style w:type="paragraph" w:styleId="Caption">
-    <w:name w:val="Caption"/>
-    <w:basedOn w:val="Normal"/>
-    <w:qFormat/>
-    <w:pPr>
-      <w:suppressLineNumbers/>
-      <w:spacing w:before="120" w:after="120"/>
-    </w:pPr>
-    <w:rPr>
-      <w:rFonts w:cs="FreeSans"/>
-      <w:i/>
-      <w:iCs/>
-      <w:sz w:val="24"/>
-      <w:szCs w:val="24"/>
-    </w:rPr>
-  </w:style>
-  <w:style w:type="paragraph" w:styleId="Index">
-    <w:name w:val="Index"/>
-    <w:basedOn w:val="Normal"/>
-    <w:qFormat/>
-    <w:pPr>
-      <w:suppressLineNumbers/>
-    </w:pPr>
-    <w:rPr>
-      <w:rFonts w:cs="FreeSans"/>
-    </w:rPr>
-  </w:style>
-  <w:style w:type="paragraph" w:styleId="Title">
-    <w:name w:val="Title"/>
-    <w:basedOn w:val="Normal"/>
-    <w:next w:val="Normal"/>
-    <w:link w:val="TitleChar"/>
-    <w:uiPriority w:val="10"/>
-    <w:qFormat/>
-    <w:rsid w:val="0074688c"/>
-    <w:pPr>
-      <w:spacing w:lineRule="auto" w:line="240" w:before="0" w:after="80"/>
-      <w:contextualSpacing/>
-    </w:pPr>
-    <w:rPr>
-      <w:rFonts w:ascii="Aptos Display" w:hAnsi="Aptos Display" w:eastAsia="" w:cs="" w:asciiTheme="majorHAnsi" w:cstheme="majorBidi" w:eastAsiaTheme="majorEastAsia" w:hAnsiTheme="majorHAnsi"/>
-      <w:spacing w:val="-10"/>
-      <w:kern w:val="2"/>
-      <w:sz w:val="56"/>
-      <w:szCs w:val="56"/>
-    </w:rPr>
-  </w:style>
-  <w:style w:type="paragraph" w:styleId="Subtitle">
-    <w:name w:val="Subtitle"/>
-    <w:basedOn w:val="Normal"/>
-    <w:next w:val="Normal"/>
-    <w:link w:val="SubtitleChar"/>
-    <w:uiPriority w:val="11"/>
-    <w:qFormat/>
-    <w:rsid w:val="0074688c"/>
-    <w:pPr/>
-    <w:rPr>
-      <w:rFonts w:eastAsia="" w:cs="" w:cstheme="majorBidi" w:eastAsiaTheme="majorEastAsia"/>
-      <w:color w:themeColor="text1" w:themeTint="a6" w:val="595959"/>
-      <w:spacing w:val="15"/>
-      <w:sz w:val="28"/>
-      <w:szCs w:val="28"/>
-    </w:rPr>
-  </w:style>
-  <w:style w:type="paragraph" w:styleId="Quote">
-    <w:name w:val="Quote"/>
-    <w:basedOn w:val="Normal"/>
-    <w:next w:val="Normal"/>
-    <w:link w:val="QuoteChar"/>
-    <w:uiPriority w:val="29"/>
-    <w:qFormat/>
-    <w:rsid w:val="0074688c"/>
-    <w:pPr>
-      <w:spacing w:before="160" w:after="160"/>
-      <w:jc w:val="center"/>
-    </w:pPr>
-    <w:rPr>
-      <w:i/>
-      <w:iCs/>
-      <w:color w:themeColor="text1" w:themeTint="bf" w:val="404040"/>
-    </w:rPr>
-  </w:style>
-  <w:style w:type="paragraph" w:styleId="ListParagraph">
-    <w:name w:val="List Paragraph"/>
-    <w:basedOn w:val="Normal"/>
-    <w:uiPriority w:val="34"/>
-    <w:qFormat/>
-    <w:rsid w:val="0074688c"/>
-    <w:pPr>
-      <w:spacing w:before="0" w:after="160"/>
-      <w:ind w:left="720"/>
-      <w:contextualSpacing/>
-    </w:pPr>
-    <w:rPr/>
-  </w:style>
-  <w:style w:type="paragraph" w:styleId="IntenseQuote">
-    <w:name w:val="Intense Quote"/>
-    <w:basedOn w:val="Normal"/>
-    <w:next w:val="Normal"/>
-    <w:link w:val="IntenseQuoteChar"/>
-    <w:uiPriority w:val="30"/>
-    <w:qFormat/>
-    <w:rsid w:val="0074688c"/>
-    <w:pPr>
-      <w:pBdr>
-        <w:top w:val="single" w:sz="4" w:space="10" w:color="0F4761" w:themeColor="accent1" w:themeShade="bf"/>
-        <w:bottom w:val="single" w:sz="4" w:space="10" w:color="0F4761" w:themeColor="accent1" w:themeShade="bf"/>
-      </w:pBdr>
-      <w:spacing w:before="360" w:after="360"/>
-      <w:ind w:left="864" w:right="864"/>
-      <w:jc w:val="center"/>
-    </w:pPr>
-    <w:rPr>
-      <w:i/>
-      <w:iCs/>
-      <w:color w:themeColor="accent1" w:themeShade="bf" w:val="0F4761"/>
-    </w:rPr>
-  </w:style>
-  <w:style w:type="numbering" w:styleId="NoList" w:default="1">
-    <w:name w:val="No List"/>
-    <w:uiPriority w:val="99"/>
-    <w:semiHidden/>
-    <w:unhideWhenUsed/>
-    <w:qFormat/>
   </w:style>
   <w:style w:type="table" w:default="1" w:styleId="TableNormal">
     <w:name w:val="Normal Table"/>
@@ -1330,6 +1305,7 @@
     <w:semiHidden/>
     <w:unhideWhenUsed/>
     <w:tblPr>
+      <w:tblInd w:w="0" w:type="dxa"/>
       <w:tblCellMar>
         <w:top w:w="0" w:type="dxa"/>
         <w:left w:w="108" w:type="dxa"/>
@@ -1338,58 +1314,433 @@
       </w:tblCellMar>
     </w:tblPr>
   </w:style>
+  <w:style w:type="numbering" w:default="1" w:styleId="NoList">
+    <w:name w:val="No List"/>
+    <w:uiPriority w:val="99"/>
+    <w:semiHidden/>
+    <w:unhideWhenUsed/>
+  </w:style>
+  <w:style w:type="character" w:customStyle="1" w:styleId="Heading1Char">
+    <w:name w:val="Heading 1 Char"/>
+    <w:basedOn w:val="DefaultParagraphFont"/>
+    <w:link w:val="Heading1"/>
+    <w:uiPriority w:val="9"/>
+    <w:qFormat/>
+    <w:rsid w:val="0074688C"/>
+    <w:rPr>
+      <w:rFonts w:asciiTheme="majorHAnsi" w:eastAsiaTheme="majorEastAsia" w:hAnsiTheme="majorHAnsi" w:cstheme="majorBidi"/>
+      <w:color w:val="0F4761" w:themeColor="accent1" w:themeShade="BF"/>
+      <w:sz w:val="40"/>
+      <w:szCs w:val="40"/>
+    </w:rPr>
+  </w:style>
+  <w:style w:type="character" w:customStyle="1" w:styleId="Heading2Char">
+    <w:name w:val="Heading 2 Char"/>
+    <w:basedOn w:val="DefaultParagraphFont"/>
+    <w:link w:val="Heading2"/>
+    <w:uiPriority w:val="9"/>
+    <w:qFormat/>
+    <w:rsid w:val="0074688C"/>
+    <w:rPr>
+      <w:rFonts w:asciiTheme="majorHAnsi" w:eastAsiaTheme="majorEastAsia" w:hAnsiTheme="majorHAnsi" w:cstheme="majorBidi"/>
+      <w:color w:val="0F4761" w:themeColor="accent1" w:themeShade="BF"/>
+      <w:sz w:val="32"/>
+      <w:szCs w:val="32"/>
+    </w:rPr>
+  </w:style>
+  <w:style w:type="character" w:customStyle="1" w:styleId="Heading3Char">
+    <w:name w:val="Heading 3 Char"/>
+    <w:basedOn w:val="DefaultParagraphFont"/>
+    <w:link w:val="Heading3"/>
+    <w:uiPriority w:val="9"/>
+    <w:semiHidden/>
+    <w:qFormat/>
+    <w:rsid w:val="0074688C"/>
+    <w:rPr>
+      <w:rFonts w:eastAsiaTheme="majorEastAsia" w:cstheme="majorBidi"/>
+      <w:color w:val="0F4761" w:themeColor="accent1" w:themeShade="BF"/>
+      <w:sz w:val="28"/>
+      <w:szCs w:val="28"/>
+    </w:rPr>
+  </w:style>
+  <w:style w:type="character" w:customStyle="1" w:styleId="Heading4Char">
+    <w:name w:val="Heading 4 Char"/>
+    <w:basedOn w:val="DefaultParagraphFont"/>
+    <w:link w:val="Heading4"/>
+    <w:uiPriority w:val="9"/>
+    <w:semiHidden/>
+    <w:qFormat/>
+    <w:rsid w:val="0074688C"/>
+    <w:rPr>
+      <w:rFonts w:eastAsiaTheme="majorEastAsia" w:cstheme="majorBidi"/>
+      <w:i/>
+      <w:iCs/>
+      <w:color w:val="0F4761" w:themeColor="accent1" w:themeShade="BF"/>
+    </w:rPr>
+  </w:style>
+  <w:style w:type="character" w:customStyle="1" w:styleId="Heading5Char">
+    <w:name w:val="Heading 5 Char"/>
+    <w:basedOn w:val="DefaultParagraphFont"/>
+    <w:link w:val="Heading5"/>
+    <w:uiPriority w:val="9"/>
+    <w:semiHidden/>
+    <w:qFormat/>
+    <w:rsid w:val="0074688C"/>
+    <w:rPr>
+      <w:rFonts w:eastAsiaTheme="majorEastAsia" w:cstheme="majorBidi"/>
+      <w:color w:val="0F4761" w:themeColor="accent1" w:themeShade="BF"/>
+    </w:rPr>
+  </w:style>
+  <w:style w:type="character" w:customStyle="1" w:styleId="Heading6Char">
+    <w:name w:val="Heading 6 Char"/>
+    <w:basedOn w:val="DefaultParagraphFont"/>
+    <w:link w:val="Heading6"/>
+    <w:uiPriority w:val="9"/>
+    <w:semiHidden/>
+    <w:qFormat/>
+    <w:rsid w:val="0074688C"/>
+    <w:rPr>
+      <w:rFonts w:eastAsiaTheme="majorEastAsia" w:cstheme="majorBidi"/>
+      <w:i/>
+      <w:iCs/>
+      <w:color w:val="595959" w:themeColor="text1" w:themeTint="A6"/>
+    </w:rPr>
+  </w:style>
+  <w:style w:type="character" w:customStyle="1" w:styleId="Heading7Char">
+    <w:name w:val="Heading 7 Char"/>
+    <w:basedOn w:val="DefaultParagraphFont"/>
+    <w:link w:val="Heading7"/>
+    <w:uiPriority w:val="9"/>
+    <w:semiHidden/>
+    <w:qFormat/>
+    <w:rsid w:val="0074688C"/>
+    <w:rPr>
+      <w:rFonts w:eastAsiaTheme="majorEastAsia" w:cstheme="majorBidi"/>
+      <w:color w:val="595959" w:themeColor="text1" w:themeTint="A6"/>
+    </w:rPr>
+  </w:style>
+  <w:style w:type="character" w:customStyle="1" w:styleId="Heading8Char">
+    <w:name w:val="Heading 8 Char"/>
+    <w:basedOn w:val="DefaultParagraphFont"/>
+    <w:link w:val="Heading8"/>
+    <w:uiPriority w:val="9"/>
+    <w:semiHidden/>
+    <w:qFormat/>
+    <w:rsid w:val="0074688C"/>
+    <w:rPr>
+      <w:rFonts w:eastAsiaTheme="majorEastAsia" w:cstheme="majorBidi"/>
+      <w:i/>
+      <w:iCs/>
+      <w:color w:val="272727" w:themeColor="text1" w:themeTint="D8"/>
+    </w:rPr>
+  </w:style>
+  <w:style w:type="character" w:customStyle="1" w:styleId="Heading9Char">
+    <w:name w:val="Heading 9 Char"/>
+    <w:basedOn w:val="DefaultParagraphFont"/>
+    <w:link w:val="Heading9"/>
+    <w:uiPriority w:val="9"/>
+    <w:semiHidden/>
+    <w:qFormat/>
+    <w:rsid w:val="0074688C"/>
+    <w:rPr>
+      <w:rFonts w:eastAsiaTheme="majorEastAsia" w:cstheme="majorBidi"/>
+      <w:color w:val="272727" w:themeColor="text1" w:themeTint="D8"/>
+    </w:rPr>
+  </w:style>
+  <w:style w:type="character" w:customStyle="1" w:styleId="TitleChar">
+    <w:name w:val="Title Char"/>
+    <w:basedOn w:val="DefaultParagraphFont"/>
+    <w:link w:val="Title"/>
+    <w:uiPriority w:val="10"/>
+    <w:qFormat/>
+    <w:rsid w:val="0074688C"/>
+    <w:rPr>
+      <w:rFonts w:asciiTheme="majorHAnsi" w:eastAsiaTheme="majorEastAsia" w:hAnsiTheme="majorHAnsi" w:cstheme="majorBidi"/>
+      <w:spacing w:val="-10"/>
+      <w:kern w:val="2"/>
+      <w:sz w:val="56"/>
+      <w:szCs w:val="56"/>
+    </w:rPr>
+  </w:style>
+  <w:style w:type="character" w:customStyle="1" w:styleId="SubtitleChar">
+    <w:name w:val="Subtitle Char"/>
+    <w:basedOn w:val="DefaultParagraphFont"/>
+    <w:link w:val="Subtitle"/>
+    <w:uiPriority w:val="11"/>
+    <w:qFormat/>
+    <w:rsid w:val="0074688C"/>
+    <w:rPr>
+      <w:rFonts w:eastAsiaTheme="majorEastAsia" w:cstheme="majorBidi"/>
+      <w:color w:val="595959" w:themeColor="text1" w:themeTint="A6"/>
+      <w:spacing w:val="15"/>
+      <w:sz w:val="28"/>
+      <w:szCs w:val="28"/>
+    </w:rPr>
+  </w:style>
+  <w:style w:type="character" w:customStyle="1" w:styleId="QuoteChar">
+    <w:name w:val="Quote Char"/>
+    <w:basedOn w:val="DefaultParagraphFont"/>
+    <w:link w:val="Quote"/>
+    <w:uiPriority w:val="29"/>
+    <w:qFormat/>
+    <w:rsid w:val="0074688C"/>
+    <w:rPr>
+      <w:i/>
+      <w:iCs/>
+      <w:color w:val="404040" w:themeColor="text1" w:themeTint="BF"/>
+    </w:rPr>
+  </w:style>
+  <w:style w:type="character" w:styleId="IntenseEmphasis">
+    <w:name w:val="Intense Emphasis"/>
+    <w:basedOn w:val="DefaultParagraphFont"/>
+    <w:uiPriority w:val="21"/>
+    <w:qFormat/>
+    <w:rsid w:val="0074688C"/>
+    <w:rPr>
+      <w:i/>
+      <w:iCs/>
+      <w:color w:val="0F4761" w:themeColor="accent1" w:themeShade="BF"/>
+    </w:rPr>
+  </w:style>
+  <w:style w:type="character" w:customStyle="1" w:styleId="IntenseQuoteChar">
+    <w:name w:val="Intense Quote Char"/>
+    <w:basedOn w:val="DefaultParagraphFont"/>
+    <w:link w:val="IntenseQuote"/>
+    <w:uiPriority w:val="30"/>
+    <w:qFormat/>
+    <w:rsid w:val="0074688C"/>
+    <w:rPr>
+      <w:i/>
+      <w:iCs/>
+      <w:color w:val="0F4761" w:themeColor="accent1" w:themeShade="BF"/>
+    </w:rPr>
+  </w:style>
+  <w:style w:type="character" w:styleId="IntenseReference">
+    <w:name w:val="Intense Reference"/>
+    <w:basedOn w:val="DefaultParagraphFont"/>
+    <w:uiPriority w:val="32"/>
+    <w:qFormat/>
+    <w:rsid w:val="0074688C"/>
+    <w:rPr>
+      <w:b/>
+      <w:bCs/>
+      <w:smallCaps/>
+      <w:color w:val="0F4761" w:themeColor="accent1" w:themeShade="BF"/>
+      <w:spacing w:val="5"/>
+    </w:rPr>
+  </w:style>
+  <w:style w:type="character" w:styleId="Hyperlink">
+    <w:name w:val="Hyperlink"/>
+    <w:rPr>
+      <w:color w:val="000080"/>
+      <w:u w:val="single"/>
+    </w:rPr>
+  </w:style>
+  <w:style w:type="paragraph" w:customStyle="1" w:styleId="Heading">
+    <w:name w:val="Heading"/>
+    <w:basedOn w:val="Normal"/>
+    <w:next w:val="BodyText"/>
+    <w:qFormat/>
+    <w:pPr>
+      <w:keepNext/>
+      <w:spacing w:before="240" w:after="120"/>
+    </w:pPr>
+    <w:rPr>
+      <w:rFonts w:ascii="Liberation Sans" w:eastAsia="Noto Sans CJK SC" w:hAnsi="Liberation Sans" w:cs="FreeSans"/>
+      <w:sz w:val="28"/>
+      <w:szCs w:val="28"/>
+    </w:rPr>
+  </w:style>
+  <w:style w:type="paragraph" w:styleId="BodyText">
+    <w:name w:val="Body Text"/>
+    <w:basedOn w:val="Normal"/>
+    <w:pPr>
+      <w:spacing w:after="140"/>
+    </w:pPr>
+  </w:style>
+  <w:style w:type="paragraph" w:styleId="List">
+    <w:name w:val="List"/>
+    <w:basedOn w:val="BodyText"/>
+    <w:rPr>
+      <w:rFonts w:cs="FreeSans"/>
+    </w:rPr>
+  </w:style>
+  <w:style w:type="paragraph" w:styleId="Caption">
+    <w:name w:val="caption"/>
+    <w:basedOn w:val="Normal"/>
+    <w:qFormat/>
+    <w:pPr>
+      <w:suppressLineNumbers/>
+      <w:spacing w:before="120" w:after="120"/>
+    </w:pPr>
+    <w:rPr>
+      <w:rFonts w:cs="FreeSans"/>
+      <w:i/>
+      <w:iCs/>
+    </w:rPr>
+  </w:style>
+  <w:style w:type="paragraph" w:customStyle="1" w:styleId="Index">
+    <w:name w:val="Index"/>
+    <w:basedOn w:val="Normal"/>
+    <w:qFormat/>
+    <w:pPr>
+      <w:suppressLineNumbers/>
+    </w:pPr>
+    <w:rPr>
+      <w:rFonts w:cs="FreeSans"/>
+    </w:rPr>
+  </w:style>
+  <w:style w:type="paragraph" w:styleId="Title">
+    <w:name w:val="Title"/>
+    <w:basedOn w:val="Normal"/>
+    <w:next w:val="Normal"/>
+    <w:link w:val="TitleChar"/>
+    <w:uiPriority w:val="10"/>
+    <w:qFormat/>
+    <w:rsid w:val="0074688C"/>
+    <w:pPr>
+      <w:spacing w:after="80" w:line="240" w:lineRule="auto"/>
+      <w:contextualSpacing/>
+    </w:pPr>
+    <w:rPr>
+      <w:rFonts w:asciiTheme="majorHAnsi" w:eastAsiaTheme="majorEastAsia" w:hAnsiTheme="majorHAnsi" w:cstheme="majorBidi"/>
+      <w:spacing w:val="-10"/>
+      <w:sz w:val="56"/>
+      <w:szCs w:val="56"/>
+    </w:rPr>
+  </w:style>
+  <w:style w:type="paragraph" w:styleId="Subtitle">
+    <w:name w:val="Subtitle"/>
+    <w:basedOn w:val="Normal"/>
+    <w:next w:val="Normal"/>
+    <w:link w:val="SubtitleChar"/>
+    <w:uiPriority w:val="11"/>
+    <w:qFormat/>
+    <w:rsid w:val="0074688C"/>
+    <w:rPr>
+      <w:rFonts w:eastAsiaTheme="majorEastAsia" w:cstheme="majorBidi"/>
+      <w:color w:val="595959" w:themeColor="text1" w:themeTint="A6"/>
+      <w:spacing w:val="15"/>
+      <w:sz w:val="28"/>
+      <w:szCs w:val="28"/>
+    </w:rPr>
+  </w:style>
+  <w:style w:type="paragraph" w:styleId="Quote">
+    <w:name w:val="Quote"/>
+    <w:basedOn w:val="Normal"/>
+    <w:next w:val="Normal"/>
+    <w:link w:val="QuoteChar"/>
+    <w:uiPriority w:val="29"/>
+    <w:qFormat/>
+    <w:rsid w:val="0074688C"/>
+    <w:pPr>
+      <w:spacing w:before="160"/>
+      <w:jc w:val="center"/>
+    </w:pPr>
+    <w:rPr>
+      <w:i/>
+      <w:iCs/>
+      <w:color w:val="404040" w:themeColor="text1" w:themeTint="BF"/>
+    </w:rPr>
+  </w:style>
+  <w:style w:type="paragraph" w:styleId="ListParagraph">
+    <w:name w:val="List Paragraph"/>
+    <w:basedOn w:val="Normal"/>
+    <w:uiPriority w:val="34"/>
+    <w:qFormat/>
+    <w:rsid w:val="0074688C"/>
+    <w:pPr>
+      <w:ind w:left="720"/>
+      <w:contextualSpacing/>
+    </w:pPr>
+  </w:style>
+  <w:style w:type="paragraph" w:styleId="IntenseQuote">
+    <w:name w:val="Intense Quote"/>
+    <w:basedOn w:val="Normal"/>
+    <w:next w:val="Normal"/>
+    <w:link w:val="IntenseQuoteChar"/>
+    <w:uiPriority w:val="30"/>
+    <w:qFormat/>
+    <w:rsid w:val="0074688C"/>
+    <w:pPr>
+      <w:pBdr>
+        <w:top w:val="single" w:sz="4" w:space="10" w:color="0F4761" w:themeColor="accent1" w:themeShade="BF"/>
+        <w:bottom w:val="single" w:sz="4" w:space="10" w:color="0F4761" w:themeColor="accent1" w:themeShade="BF"/>
+      </w:pBdr>
+      <w:spacing w:before="360" w:after="360"/>
+      <w:ind w:left="864" w:right="864"/>
+      <w:jc w:val="center"/>
+    </w:pPr>
+    <w:rPr>
+      <w:i/>
+      <w:iCs/>
+      <w:color w:val="0F4761" w:themeColor="accent1" w:themeShade="BF"/>
+    </w:rPr>
+  </w:style>
+  <w:style w:type="character" w:styleId="UnresolvedMention">
+    <w:name w:val="Unresolved Mention"/>
+    <w:basedOn w:val="DefaultParagraphFont"/>
+    <w:uiPriority w:val="99"/>
+    <w:semiHidden/>
+    <w:unhideWhenUsed/>
+    <w:rsid w:val="00AC6F33"/>
+    <w:rPr>
+      <w:color w:val="605E5C"/>
+      <w:shd w:val="clear" w:color="auto" w:fill="E1DFDD"/>
+    </w:rPr>
+  </w:style>
 </w:styles>
 </file>
 
 <file path=word/theme/theme1.xml><?xml version="1.0" encoding="utf-8"?>
-<a:theme xmlns:a="http://schemas.openxmlformats.org/drawingml/2006/main" xmlns:r="http://schemas.openxmlformats.org/officeDocument/2006/relationships" name="Office Theme">
+<a:theme xmlns:a="http://schemas.openxmlformats.org/drawingml/2006/main" name="Office Theme">
   <a:themeElements>
     <a:clrScheme name="Office">
       <a:dk1>
         <a:srgbClr val="000000"/>
       </a:dk1>
       <a:lt1>
-        <a:srgbClr val="ffffff"/>
+        <a:srgbClr val="FFFFFF"/>
       </a:lt1>
       <a:dk2>
-        <a:srgbClr val="0e2841"/>
+        <a:srgbClr val="0E2841"/>
       </a:dk2>
       <a:lt2>
-        <a:srgbClr val="e8e8e8"/>
+        <a:srgbClr val="E8E8E8"/>
       </a:lt2>
       <a:accent1>
         <a:srgbClr val="156082"/>
       </a:accent1>
       <a:accent2>
-        <a:srgbClr val="e97132"/>
+        <a:srgbClr val="E97132"/>
       </a:accent2>
       <a:accent3>
-        <a:srgbClr val="196b24"/>
+        <a:srgbClr val="196B24"/>
       </a:accent3>
       <a:accent4>
-        <a:srgbClr val="0f9ed5"/>
+        <a:srgbClr val="0F9ED5"/>
       </a:accent4>
       <a:accent5>
-        <a:srgbClr val="a02b93"/>
+        <a:srgbClr val="A02B93"/>
       </a:accent5>
       <a:accent6>
-        <a:srgbClr val="4ea72e"/>
+        <a:srgbClr val="4EA72E"/>
       </a:accent6>
       <a:hlink>
         <a:srgbClr val="467886"/>
       </a:hlink>
       <a:folHlink>
-        <a:srgbClr val="96607d"/>
+        <a:srgbClr val="96607D"/>
       </a:folHlink>
     </a:clrScheme>
     <a:fontScheme name="Office">
       <a:majorFont>
-        <a:latin typeface="Aptos Display" panose="02110004020202020204" pitchFamily="0" charset="1"/>
+        <a:latin typeface="Aptos Display" panose="02110004020202020204"/>
         <a:ea typeface=""/>
         <a:cs typeface=""/>
       </a:majorFont>
       <a:minorFont>
-        <a:latin typeface="Aptos" panose="02110004020202020204" pitchFamily="0" charset="1"/>
+        <a:latin typeface="Aptos" panose="02110004020202020204"/>
         <a:ea typeface=""/>
         <a:cs typeface=""/>
       </a:minorFont>
@@ -1421,7 +1772,7 @@
             </a:gs>
           </a:gsLst>
           <a:lin ang="5400000" scaled="0"/>
-          <a:tileRect l="0" t="0" r="0" b="0"/>
+          <a:tileRect/>
         </a:gradFill>
         <a:gradFill>
           <a:gsLst>
@@ -1445,7 +1796,7 @@
             </a:gs>
           </a:gsLst>
           <a:lin ang="5400000" scaled="0"/>
-          <a:tileRect l="0" t="0" r="0" b="0"/>
+          <a:tileRect/>
         </a:gradFill>
       </a:fillStyleLst>
       <a:lnStyleLst>
@@ -1505,10 +1856,18 @@
             </a:gs>
           </a:gsLst>
           <a:lin ang="5400000" scaled="0"/>
-          <a:tileRect l="0" t="0" r="0" b="0"/>
+          <a:tileRect/>
         </a:gradFill>
       </a:bgFillStyleLst>
     </a:fmtScheme>
   </a:themeElements>
+  <a:objectDefaults/>
+  <a:extraClrSchemeLst/>
 </a:theme>
+</file>
+
+<file path=docMetadata/LabelInfo.xml><?xml version="1.0" encoding="utf-8"?>
+<clbl:labelList xmlns:clbl="http://schemas.microsoft.com/office/2020/mipLabelMetadata">
+  <clbl:label id="{d6fa6db5-9f3a-4c93-9e38-61059ee07e95}" enabled="1" method="Standard" siteId="{4e8d09f7-cc79-4ccb-9149-a4238dd17422}" contentBits="0" removed="0"/>
+</clbl:labelList>
 </file>
--- a/scenario-for-project.docx
+++ b/scenario-for-project.docx
@@ -317,6 +317,9 @@
       <w:r>
         <w:t>The database for this assignment will hold data for the different city blocks which are part of a single neighbourhood (will record more than one neighbourhood and their respective blocks) and will record the number of people infected in the city blocks for each neighbourhood. And regarding the city blocks, they will be done approximately for the sake of simplicity as doing every single New York City block would be extremely hard, and I (David) am quite tiered of the warnings of unusual traffic from google when I search for population data or anything regarding the Dollar Flu</w:t>
       </w:r>
+      <w:r>
+        <w:t>.</w:t>
+      </w:r>
     </w:p>
     <w:p>
       <w:pPr>
@@ -352,15 +355,7 @@
     </w:p>
     <w:p>
       <w:r>
-        <w:t xml:space="preserve">The first table is neighbourhood which will just </w:t>
-      </w:r>
-      <w:proofErr w:type="spellStart"/>
-      <w:r>
-        <w:t>includes</w:t>
-      </w:r>
-      <w:proofErr w:type="spellEnd"/>
-      <w:r>
-        <w:t xml:space="preserve"> neighbourhood ID(primary key) and the name of the neighbourhood. An example being Harlem.</w:t>
+        <w:t>The first table is neighbourhood which will just includes neighbourhood ID(primary key) and the name of the neighbourhood. An example being Harlem.</w:t>
       </w:r>
     </w:p>
     <w:p>
@@ -369,26 +364,16 @@
           <w:u w:val="single"/>
         </w:rPr>
       </w:pPr>
-      <w:proofErr w:type="spellStart"/>
       <w:r>
         <w:rPr>
           <w:u w:val="single"/>
         </w:rPr>
         <w:t>Cityblock</w:t>
       </w:r>
-      <w:proofErr w:type="spellEnd"/>
-    </w:p>
-    <w:p>
-      <w:r>
-        <w:t xml:space="preserve">The second table will include the ID of the </w:t>
-      </w:r>
-      <w:proofErr w:type="spellStart"/>
-      <w:r>
-        <w:t>cityblock</w:t>
-      </w:r>
-      <w:proofErr w:type="spellEnd"/>
-      <w:r>
-        <w:t xml:space="preserve">(primary key) and the neighbourhood (foreign key) the block is located in. One neighbourhood will have many city blocks. Other attributes </w:t>
+    </w:p>
+    <w:p>
+      <w:r>
+        <w:t xml:space="preserve">The second table will include the ID of the cityblock(primary key) and the neighbourhood (foreign key) the block is located in. One neighbourhood will have many city blocks. Other attributes </w:t>
       </w:r>
       <w:r>
         <w:t>include one</w:t>
@@ -412,50 +397,16 @@
           <w:u w:val="single"/>
         </w:rPr>
       </w:pPr>
-      <w:proofErr w:type="spellStart"/>
       <w:r>
         <w:rPr>
           <w:u w:val="single"/>
         </w:rPr>
         <w:t>InfectionEvent</w:t>
       </w:r>
-      <w:proofErr w:type="spellEnd"/>
-    </w:p>
-    <w:p>
-      <w:r>
-        <w:t>This table will record the details of each individual outbreak event which occurs to spread the virus. It’s attributes will include event number(</w:t>
-      </w:r>
-      <w:proofErr w:type="spellStart"/>
-      <w:r>
-        <w:t>primary_key</w:t>
-      </w:r>
-      <w:proofErr w:type="spellEnd"/>
-      <w:r>
-        <w:t xml:space="preserve">), </w:t>
-      </w:r>
-      <w:proofErr w:type="spellStart"/>
-      <w:r>
-        <w:t>block_ID</w:t>
-      </w:r>
-      <w:proofErr w:type="spellEnd"/>
-      <w:r>
-        <w:t>(</w:t>
-      </w:r>
-      <w:proofErr w:type="spellStart"/>
-      <w:r>
-        <w:t>foreign_key</w:t>
-      </w:r>
-      <w:proofErr w:type="spellEnd"/>
-      <w:r>
-        <w:t xml:space="preserve">), </w:t>
-      </w:r>
-      <w:proofErr w:type="spellStart"/>
-      <w:r>
-        <w:t>people_infected</w:t>
-      </w:r>
-      <w:proofErr w:type="spellEnd"/>
-      <w:r>
-        <w:t xml:space="preserve"> which are number of people who initially become infected at the beginning of the outbreak and a description of the outbreak and how it happened. An example being “Individuals from the original infection go about </w:t>
+    </w:p>
+    <w:p>
+      <w:r>
+        <w:t xml:space="preserve">This table will record the details of each individual outbreak event which occurs to spread the virus. It’s attributes will include event number(primary_key), block_ID(foreign_key), people_infected which are number of people who initially become infected at the beginning of the outbreak and a description of the outbreak and how it happened. An example being “Individuals from the original infection go about </w:t>
       </w:r>
       <w:r>
         <w:lastRenderedPageBreak/>
@@ -471,15 +422,7 @@
         <w:t xml:space="preserve">Note: </w:t>
       </w:r>
       <w:r>
-        <w:t xml:space="preserve">The infected count for the </w:t>
-      </w:r>
-      <w:proofErr w:type="spellStart"/>
-      <w:r>
-        <w:t>infectionevent</w:t>
-      </w:r>
-      <w:proofErr w:type="spellEnd"/>
-      <w:r>
-        <w:t xml:space="preserve"> table is different from that of the block table. The infected count for the outbreak is the base number which occurs at the beginning of that outbreak and doesn’t increase or change. The attribute for the number of people infected keeps track of the infection spreading and how that number increases. The number at the end of the simulation will be recorded onto the database.</w:t>
+        <w:t>The infected count for the infectionevent table is different from that of the block table. The infected count for the outbreak is the base number which occurs at the beginning of that outbreak and doesn’t increase or change. The attribute for the number of people infected keeps track of the infection spreading and how that number increases. The number at the end of the simulation will be recorded onto the database.</w:t>
       </w:r>
     </w:p>
     <w:p/>
@@ -530,15 +473,7 @@
     </w:p>
     <w:p>
       <w:r>
-        <w:t xml:space="preserve">“Dark Winter | Johns Hopkins </w:t>
-      </w:r>
-      <w:proofErr w:type="spellStart"/>
-      <w:r>
-        <w:t>Center</w:t>
-      </w:r>
-      <w:proofErr w:type="spellEnd"/>
-      <w:r>
-        <w:t xml:space="preserve"> for Health Security,” </w:t>
+        <w:t xml:space="preserve">“Dark Winter | Johns Hopkins Center for Health Security,” </w:t>
       </w:r>
       <w:r>
         <w:rPr>
@@ -590,15 +525,7 @@
     </w:p>
     <w:p>
       <w:r>
-        <w:t xml:space="preserve">“NYC Population by </w:t>
-      </w:r>
-      <w:proofErr w:type="spellStart"/>
-      <w:r>
-        <w:t>Neighborhood</w:t>
-      </w:r>
-      <w:proofErr w:type="spellEnd"/>
-      <w:r>
-        <w:t xml:space="preserve"> | NYC Open Data,” </w:t>
+        <w:t xml:space="preserve">“NYC Population by Neighborhood | NYC Open Data,” </w:t>
       </w:r>
       <w:r>
         <w:rPr>
@@ -624,17 +551,8 @@
     </w:p>
     <w:p>
       <w:r>
-        <w:t xml:space="preserve">“Manhattan </w:t>
-      </w:r>
-      <w:proofErr w:type="spellStart"/>
-      <w:r>
-        <w:t>Neighborhoods</w:t>
-      </w:r>
-      <w:proofErr w:type="spellEnd"/>
-      <w:r>
-        <w:t xml:space="preserve"> by Population,” </w:t>
-      </w:r>
-      <w:proofErr w:type="spellStart"/>
+        <w:t xml:space="preserve">“Manhattan Neighborhoods by Population,” </w:t>
+      </w:r>
       <w:r>
         <w:rPr>
           <w:i/>
@@ -642,7 +560,6 @@
         </w:rPr>
         <w:t>WorldAtlas</w:t>
       </w:r>
-      <w:proofErr w:type="spellEnd"/>
       <w:r>
         <w:t>, Feb. 20, 2019. https://www.worldatlas.com/articles/manhattan-neighborhoods-by-population.html (accessed Oct. 25, 2026).</w:t>
       </w:r>

--- a/scenario-for-project.docx
+++ b/scenario-for-project.docx
@@ -85,10 +85,7 @@
     </w:p>
     <w:p>
       <w:r>
-        <w:t>Furthermore</w:t>
-      </w:r>
-      <w:r>
-        <w:t xml:space="preserve">, the disease used in Operation Dark Winter was </w:t>
+        <w:t xml:space="preserve">Furthermore, the disease used in Operation Dark Winter was </w:t>
       </w:r>
       <w:r>
         <w:t>smallpox</w:t>
@@ -118,19 +115,7 @@
         <w:t>]</w:t>
       </w:r>
       <w:r>
-        <w:t xml:space="preserve">, which was eradicated, but the US and the Russian Federation hold the last remaining samples in the world, in our case we will be using the in game fictional </w:t>
-      </w:r>
-      <w:r>
-        <w:t>bioweapon</w:t>
-      </w:r>
-      <w:r>
-        <w:t xml:space="preserve"> known as the “Dollar Flu” or “Green Poison”, this is a combination of Ebola, H1N1, Smallpox and a few more diseases. Its biggest advantage over other pathogens is that it has an extremely short incubation period of approximately 3 – 7 days, and unlike other diseases, it immediately becomes infectious to others rather than staying </w:t>
-      </w:r>
-      <w:r>
-        <w:t>non-infectious</w:t>
-      </w:r>
-      <w:r>
-        <w:t xml:space="preserve"> until the incubation period is over, this combination means that people get infected very fast and die even faster, straining any form of health system.</w:t>
+        <w:t>, which was eradicated, but the US and the Russian Federation hold the last remaining samples in the world, in our case we will be using the in game fictional bioweapon known as the “Dollar Flu” or “Green Poison”, this is a combination of Ebola, H1N1, Smallpox and a few more diseases. Its biggest advantage over other pathogens is that it has an extremely short incubation period of approximately 3 – 7 days, and unlike other diseases, it immediately becomes infectious to others rather than staying non-infectious until the incubation period is over, this combination means that people get infected very fast and die even faster, straining any form of health system.</w:t>
       </w:r>
     </w:p>
     <w:p>
@@ -337,7 +322,13 @@
     </w:p>
     <w:p>
       <w:r>
-        <w:t xml:space="preserve">There will be 3 different entities represented by one table. </w:t>
+        <w:t xml:space="preserve">There will be </w:t>
+      </w:r>
+      <w:r>
+        <w:t>4</w:t>
+      </w:r>
+      <w:r>
+        <w:t xml:space="preserve"> different entities represented by one table. </w:t>
       </w:r>
     </w:p>
     <w:p>
@@ -355,7 +346,15 @@
     </w:p>
     <w:p>
       <w:r>
-        <w:t>The first table is neighbourhood which will just includes neighbourhood ID(primary key) and the name of the neighbourhood. An example being Harlem.</w:t>
+        <w:t xml:space="preserve">The first table is neighbourhood which will just </w:t>
+      </w:r>
+      <w:proofErr w:type="spellStart"/>
+      <w:r>
+        <w:t>includes</w:t>
+      </w:r>
+      <w:proofErr w:type="spellEnd"/>
+      <w:r>
+        <w:t xml:space="preserve"> neighbourhood ID(primary key) and the name of the neighbourhood. An example being Harlem.</w:t>
       </w:r>
     </w:p>
     <w:p>
@@ -364,16 +363,26 @@
           <w:u w:val="single"/>
         </w:rPr>
       </w:pPr>
+      <w:proofErr w:type="spellStart"/>
       <w:r>
         <w:rPr>
           <w:u w:val="single"/>
         </w:rPr>
         <w:t>Cityblock</w:t>
       </w:r>
-    </w:p>
-    <w:p>
-      <w:r>
-        <w:t xml:space="preserve">The second table will include the ID of the cityblock(primary key) and the neighbourhood (foreign key) the block is located in. One neighbourhood will have many city blocks. Other attributes </w:t>
+      <w:proofErr w:type="spellEnd"/>
+    </w:p>
+    <w:p>
+      <w:r>
+        <w:t xml:space="preserve">The second table will include the ID of the </w:t>
+      </w:r>
+      <w:proofErr w:type="spellStart"/>
+      <w:r>
+        <w:t>cityblock</w:t>
+      </w:r>
+      <w:proofErr w:type="spellEnd"/>
+      <w:r>
+        <w:t xml:space="preserve">(primary key) and the neighbourhood (foreign key) the block is located in. One neighbourhood will have many city blocks. Other attributes </w:t>
       </w:r>
       <w:r>
         <w:t>include one</w:t>
@@ -397,20 +406,105 @@
           <w:u w:val="single"/>
         </w:rPr>
       </w:pPr>
+      <w:proofErr w:type="spellStart"/>
       <w:r>
         <w:rPr>
           <w:u w:val="single"/>
         </w:rPr>
         <w:t>InfectionEvent</w:t>
       </w:r>
-    </w:p>
-    <w:p>
-      <w:r>
-        <w:t xml:space="preserve">This table will record the details of each individual outbreak event which occurs to spread the virus. It’s attributes will include event number(primary_key), block_ID(foreign_key), people_infected which are number of people who initially become infected at the beginning of the outbreak and a description of the outbreak and how it happened. An example being “Individuals from the original infection go about </w:t>
+      <w:proofErr w:type="spellEnd"/>
+    </w:p>
+    <w:p>
+      <w:r>
+        <w:t>This table will record the details of each individual outbreak event which occurs to spread the virus. It’s attributes will include event number(</w:t>
+      </w:r>
+      <w:proofErr w:type="spellStart"/>
+      <w:r>
+        <w:t>primary_key</w:t>
+      </w:r>
+      <w:proofErr w:type="spellEnd"/>
+      <w:r>
+        <w:t xml:space="preserve">), </w:t>
+      </w:r>
+      <w:proofErr w:type="spellStart"/>
+      <w:r>
+        <w:t>block_ID</w:t>
+      </w:r>
+      <w:proofErr w:type="spellEnd"/>
+      <w:r>
+        <w:t>(</w:t>
+      </w:r>
+      <w:proofErr w:type="spellStart"/>
+      <w:r>
+        <w:t>foreign_key</w:t>
+      </w:r>
+      <w:proofErr w:type="spellEnd"/>
+      <w:r>
+        <w:t xml:space="preserve">), </w:t>
+      </w:r>
+      <w:proofErr w:type="spellStart"/>
+      <w:r>
+        <w:t>people_infected</w:t>
+      </w:r>
+      <w:proofErr w:type="spellEnd"/>
+      <w:r>
+        <w:t xml:space="preserve"> which are number of people who initially become infected at the beginning of the outbreak and a description of the outbreak and how it happened. An example being “Individuals from the original infection go about </w:t>
       </w:r>
       <w:r>
         <w:lastRenderedPageBreak/>
-        <w:t>their day spreading the infection through airborne particles (i.e. from coughing or sneezing). “</w:t>
+        <w:t xml:space="preserve">their day spreading the infection through airborne particles (i.e. from coughing or sneezing). </w:t>
+      </w:r>
+      <w:r>
+        <w:t>“</w:t>
+      </w:r>
+    </w:p>
+    <w:p>
+      <w:pPr>
+        <w:rPr>
+          <w:u w:val="single"/>
+        </w:rPr>
+      </w:pPr>
+      <w:proofErr w:type="spellStart"/>
+      <w:r>
+        <w:rPr>
+          <w:u w:val="single"/>
+        </w:rPr>
+        <w:t>InfectionEvent</w:t>
+      </w:r>
+      <w:proofErr w:type="spellEnd"/>
+    </w:p>
+    <w:p>
+      <w:r>
+        <w:t>This table will hold the composite key and wil</w:t>
+      </w:r>
+      <w:r>
+        <w:t xml:space="preserve">l include the attributes </w:t>
+      </w:r>
+      <w:proofErr w:type="spellStart"/>
+      <w:r>
+        <w:t>Event_Number</w:t>
+      </w:r>
+      <w:proofErr w:type="spellEnd"/>
+      <w:r>
+        <w:t xml:space="preserve"> </w:t>
+      </w:r>
+      <w:r>
+        <w:t xml:space="preserve">from the </w:t>
+      </w:r>
+      <w:proofErr w:type="spellStart"/>
+      <w:r>
+        <w:t>InfectionEvent</w:t>
+      </w:r>
+      <w:proofErr w:type="spellEnd"/>
+      <w:r>
+        <w:t xml:space="preserve"> table </w:t>
+      </w:r>
+      <w:r>
+        <w:t xml:space="preserve">and </w:t>
+      </w:r>
+      <w:r>
+        <w:t>method which shows the means in which the virus spread. One event can have many methods of the disease being transmitted.</w:t>
       </w:r>
     </w:p>
     <w:p>
@@ -422,7 +516,13 @@
         <w:t xml:space="preserve">Note: </w:t>
       </w:r>
       <w:r>
-        <w:t>The infected count for the infectionevent table is different from that of the block table. The infected count for the outbreak is the base number which occurs at the beginning of that outbreak and doesn’t increase or change. The attribute for the number of people infected keeps track of the infection spreading and how that number increases. The number at the end of the simulation will be recorded onto the database.</w:t>
+        <w:t xml:space="preserve">The infected count for the </w:t>
+      </w:r>
+      <w:r>
+        <w:t>infection event</w:t>
+      </w:r>
+      <w:r>
+        <w:t xml:space="preserve"> table is different from that of the block table. The infected count for the outbreak is the base number which occurs at the beginning of that outbreak and doesn’t increase or change. The attribute for the number of people infected keeps track of the infection spreading and how that number increases. The number at the end of the simulation will be recorded onto the database.</w:t>
       </w:r>
     </w:p>
     <w:p/>
@@ -473,7 +573,15 @@
     </w:p>
     <w:p>
       <w:r>
-        <w:t xml:space="preserve">“Dark Winter | Johns Hopkins Center for Health Security,” </w:t>
+        <w:t xml:space="preserve">“Dark Winter | Johns Hopkins </w:t>
+      </w:r>
+      <w:proofErr w:type="spellStart"/>
+      <w:r>
+        <w:t>Center</w:t>
+      </w:r>
+      <w:proofErr w:type="spellEnd"/>
+      <w:r>
+        <w:t xml:space="preserve"> for Health Security,” </w:t>
       </w:r>
       <w:r>
         <w:rPr>
@@ -525,7 +633,15 @@
     </w:p>
     <w:p>
       <w:r>
-        <w:t xml:space="preserve">“NYC Population by Neighborhood | NYC Open Data,” </w:t>
+        <w:t xml:space="preserve">“NYC Population by </w:t>
+      </w:r>
+      <w:proofErr w:type="spellStart"/>
+      <w:r>
+        <w:t>Neighborhood</w:t>
+      </w:r>
+      <w:proofErr w:type="spellEnd"/>
+      <w:r>
+        <w:t xml:space="preserve"> | NYC Open Data,” </w:t>
       </w:r>
       <w:r>
         <w:rPr>
@@ -551,8 +667,17 @@
     </w:p>
     <w:p>
       <w:r>
-        <w:t xml:space="preserve">“Manhattan Neighborhoods by Population,” </w:t>
-      </w:r>
+        <w:t xml:space="preserve">“Manhattan </w:t>
+      </w:r>
+      <w:proofErr w:type="spellStart"/>
+      <w:r>
+        <w:t>Neighborhoods</w:t>
+      </w:r>
+      <w:proofErr w:type="spellEnd"/>
+      <w:r>
+        <w:t xml:space="preserve"> by Population,” </w:t>
+      </w:r>
+      <w:proofErr w:type="spellStart"/>
       <w:r>
         <w:rPr>
           <w:i/>
@@ -560,6 +685,7 @@
         </w:rPr>
         <w:t>WorldAtlas</w:t>
       </w:r>
+      <w:proofErr w:type="spellEnd"/>
       <w:r>
         <w:t>, Feb. 20, 2019. https://www.worldatlas.com/articles/manhattan-neighborhoods-by-population.html (accessed Oct. 25, 2026).</w:t>
       </w:r>
@@ -575,17 +701,12 @@
     </w:p>
     <w:p>
       <w:r>
-        <w:t>[</w:t>
-      </w:r>
-      <w:r>
-        <w:t>6</w:t>
-      </w:r>
-      <w:r>
-        <w:t xml:space="preserve">] </w:t>
-      </w:r>
-    </w:p>
-    <w:p>
-      <w:r>
+        <w:t xml:space="preserve">[6] </w:t>
+      </w:r>
+    </w:p>
+    <w:p>
+      <w:r>
+        <w:lastRenderedPageBreak/>
         <w:t xml:space="preserve">Green poison | the division wiki | fandom, https://thedivision.fandom.com/wiki/Green_Poison </w:t>
       </w:r>
     </w:p>
@@ -1214,6 +1335,7 @@
   <w:style w:type="character" w:default="1" w:styleId="DefaultParagraphFont">
     <w:name w:val="Default Paragraph Font"/>
     <w:uiPriority w:val="1"/>
+    <w:semiHidden/>
     <w:unhideWhenUsed/>
   </w:style>
   <w:style w:type="table" w:default="1" w:styleId="TableNormal">

--- a/scenario-for-project.docx
+++ b/scenario-for-project.docx
@@ -56,7 +56,13 @@
       </w:r>
       <w:r>
         <w:br/>
-        <w:t xml:space="preserve">The simulation here </w:t>
+        <w:t xml:space="preserve">The </w:t>
+      </w:r>
+      <w:r>
+        <w:t>snapshot</w:t>
+      </w:r>
+      <w:r>
+        <w:t xml:space="preserve"> here </w:t>
       </w:r>
       <w:r>
         <w:t>won’t</w:t>
@@ -66,8 +72,13 @@
       </w:r>
     </w:p>
     <w:p>
-      <w:r>
-        <w:t>Also nothing from The Division 2 will be brought into the discussion as it takes place in Washington D.C. and it doesn’t expand on the infection a lot, there is the further factor of part of the inspiration of the game being a real US simulation to see what would happen in case of a Bio-Terror attack, this being called “Operation Dark Winter</w:t>
+      <w:proofErr w:type="gramStart"/>
+      <w:r>
+        <w:t>Also</w:t>
+      </w:r>
+      <w:proofErr w:type="gramEnd"/>
+      <w:r>
+        <w:t xml:space="preserve"> nothing from The Division 2 will be brought into the discussion as it takes place in Washington D.C. and it doesn’t expand on the infection a lot, there is the further factor of part of the inspiration of the game being a real US simulation to see what would happen in case of a Bio-Terror attack, this being called “Operation Dark Winter</w:t>
       </w:r>
       <w:r>
         <w:t>.</w:t>
@@ -300,7 +311,10 @@
     </w:p>
     <w:p>
       <w:r>
-        <w:t>The database for this assignment will hold data for the different city blocks which are part of a single neighbourhood (will record more than one neighbourhood and their respective blocks) and will record the number of people infected in the city blocks for each neighbourhood. And regarding the city blocks, they will be done approximately for the sake of simplicity as doing every single New York City block would be extremely hard, and I (David) am quite tiered of the warnings of unusual traffic from google when I search for population data or anything regarding the Dollar Flu</w:t>
+        <w:t xml:space="preserve">The database for this assignment will hold data for the different city blocks which are part of a single neighbourhood (will record more than one neighbourhood and their respective blocks) and will record the number of people infected in the city blocks for each neighbourhood. And regarding the city blocks, they will be done approximately for the sake of simplicity as doing every single New York City block would be extremely hard, and I (David) am quite tiered of the warnings of unusual traffic from google </w:t>
+      </w:r>
+      <w:r>
+        <w:t>when I search for population data or anything regarding the Dollar Flu</w:t>
       </w:r>
       <w:r>
         <w:t>.</w:t>
@@ -354,7 +368,15 @@
       </w:r>
       <w:proofErr w:type="spellEnd"/>
       <w:r>
-        <w:t xml:space="preserve"> neighbourhood ID(primary key) and the name of the neighbourhood. An example being Harlem.</w:t>
+        <w:t xml:space="preserve"> neighbourhood </w:t>
+      </w:r>
+      <w:proofErr w:type="gramStart"/>
+      <w:r>
+        <w:t>ID(</w:t>
+      </w:r>
+      <w:proofErr w:type="gramEnd"/>
+      <w:r>
+        <w:t>primary key) and the name of the neighbourhood. An example being Harlem.</w:t>
       </w:r>
     </w:p>
     <w:p>
@@ -377,12 +399,17 @@
         <w:t xml:space="preserve">The second table will include the ID of the </w:t>
       </w:r>
       <w:proofErr w:type="spellStart"/>
+      <w:proofErr w:type="gramStart"/>
       <w:r>
         <w:t>cityblock</w:t>
       </w:r>
       <w:proofErr w:type="spellEnd"/>
       <w:r>
-        <w:t xml:space="preserve">(primary key) and the neighbourhood (foreign key) the block is located in. One neighbourhood will have many city blocks. Other attributes </w:t>
+        <w:t>(</w:t>
+      </w:r>
+      <w:proofErr w:type="gramEnd"/>
+      <w:r>
+        <w:t xml:space="preserve">primary key) and the neighbourhood (foreign key) the block is located in. One neighbourhood will have many city blocks. Other attributes </w:t>
       </w:r>
       <w:r>
         <w:t>include one</w:t>
@@ -417,7 +444,15 @@
     </w:p>
     <w:p>
       <w:r>
-        <w:t>This table will record the details of each individual outbreak event which occurs to spread the virus. It’s attributes will include event number(</w:t>
+        <w:t xml:space="preserve">This table will record the details of each individual outbreak event which occurs to spread the virus. </w:t>
+      </w:r>
+      <w:proofErr w:type="gramStart"/>
+      <w:r>
+        <w:t>It’s</w:t>
+      </w:r>
+      <w:proofErr w:type="gramEnd"/>
+      <w:r>
+        <w:t xml:space="preserve"> attributes will include event number(</w:t>
       </w:r>
       <w:proofErr w:type="spellStart"/>
       <w:r>
@@ -429,13 +464,18 @@
       </w:r>
       <w:proofErr w:type="spellStart"/>
       <w:r>
-        <w:t>block_ID</w:t>
+        <w:t>block_</w:t>
+      </w:r>
+      <w:proofErr w:type="gramStart"/>
+      <w:r>
+        <w:t>ID</w:t>
       </w:r>
       <w:proofErr w:type="spellEnd"/>
       <w:r>
         <w:t>(</w:t>
       </w:r>
       <w:proofErr w:type="spellStart"/>
+      <w:proofErr w:type="gramEnd"/>
       <w:r>
         <w:t>foreign_key</w:t>
       </w:r>
@@ -522,7 +562,10 @@
         <w:t>infection event</w:t>
       </w:r>
       <w:r>
-        <w:t xml:space="preserve"> table is different from that of the block table. The infected count for the outbreak is the base number which occurs at the beginning of that outbreak and doesn’t increase or change. The attribute for the number of people infected keeps track of the infection spreading and how that number increases. The number at the end of the simulation will be recorded onto the database.</w:t>
+        <w:t xml:space="preserve"> table is different from that of the block table. The infected count for the outbreak is the base number which occurs at the beginning of that outbreak and doesn’t increase or change. The attribute for the number of people infect</w:t>
+      </w:r>
+      <w:r>
+        <w:t>ed represents a total of the number of people that are currently infected after 1 month has passed.</w:t>
       </w:r>
     </w:p>
     <w:p/>
@@ -607,7 +650,15 @@
     </w:p>
     <w:p>
       <w:r>
-        <w:t xml:space="preserve">U. S. C. Bureau, “New York State Population Topped 20 Million In 2020,” </w:t>
+        <w:t xml:space="preserve">U. S. C. Bureau, “New York State Population Topped 20 </w:t>
+      </w:r>
+      <w:proofErr w:type="gramStart"/>
+      <w:r>
+        <w:t>Million</w:t>
+      </w:r>
+      <w:proofErr w:type="gramEnd"/>
+      <w:r>
+        <w:t xml:space="preserve"> In 2020,” </w:t>
       </w:r>
       <w:r>
         <w:rPr>
